--- a/ruoyi-system/src/main/resources/templates/bill_of_lading.docx
+++ b/ruoyi-system/src/main/resources/templates/bill_of_lading.docx
@@ -1052,7 +1052,34 @@
                 <w:b/>
                 <w:sz w:val="15"/>
               </w:rPr>
-              <w:t>In Witness Whereof, the undersigned, on behalf of EVERSTAR (GUANGDONG) SUPPLY CHAIN TECHNOLOGY CO . , LTD Has signed the number of Bill(s)</w:t>
+              <w:t xml:space="preserve">In Witness Whereof, the undersigned, on behalf of </w:t>
+            </w:r>
+            <w:r>
+              <w:rPr>
+                <w:rFonts w:hint="default"/>
+                <w:b/>
+                <w:sz w:val="15"/>
+                <w:lang w:val="en-US"/>
+              </w:rPr>
+              <w:t>{{Carrier Agent1</w:t>
+            </w:r>
+            <w:bookmarkStart w:id="0" w:name="_GoBack"/>
+            <w:bookmarkEnd w:id="0"/>
+            <w:r>
+              <w:rPr>
+                <w:rFonts w:hint="default"/>
+                <w:b/>
+                <w:sz w:val="15"/>
+                <w:lang w:val="en-US"/>
+              </w:rPr>
+              <w:t>}}</w:t>
+            </w:r>
+            <w:r>
+              <w:rPr>
+                <w:b/>
+                <w:sz w:val="15"/>
+              </w:rPr>
+              <w:t>Has signed the number of Bill(s)</w:t>
             </w:r>
           </w:p>
           <w:p>
@@ -1189,8 +1216,8 @@
               <w:rPr>
                 <w:rFonts w:hint="default" w:ascii="宋体" w:hAnsi="宋体" w:eastAsia="宋体" w:cs="宋体"/>
                 <w:kern w:val="0"/>
-                <w:sz w:val="24"/>
-                <w:szCs w:val="24"/>
+                <w:sz w:val="18"/>
+                <w:szCs w:val="18"/>
                 <w:lang w:val="en-US" w:eastAsia="zh-CN" w:bidi="ar"/>
               </w:rPr>
               <w:t>{{</w:t>
@@ -1199,8 +1226,8 @@
               <w:rPr>
                 <w:rFonts w:ascii="宋体" w:hAnsi="宋体" w:eastAsia="宋体" w:cs="宋体"/>
                 <w:kern w:val="0"/>
-                <w:sz w:val="24"/>
-                <w:szCs w:val="24"/>
+                <w:sz w:val="18"/>
+                <w:szCs w:val="18"/>
                 <w:lang w:val="en-US" w:eastAsia="zh-CN" w:bidi="ar"/>
               </w:rPr>
               <w:t>place_of_receipt</w:t>
@@ -1209,8 +1236,8 @@
               <w:rPr>
                 <w:rFonts w:hint="eastAsia" w:ascii="宋体" w:hAnsi="宋体" w:eastAsia="宋体" w:cs="宋体"/>
                 <w:kern w:val="0"/>
-                <w:sz w:val="24"/>
-                <w:szCs w:val="24"/>
+                <w:sz w:val="18"/>
+                <w:szCs w:val="18"/>
                 <w:lang w:val="en-US" w:eastAsia="zh-CN" w:bidi="ar"/>
               </w:rPr>
               <w:t>1</w:t>
@@ -1219,8 +1246,8 @@
               <w:rPr>
                 <w:rFonts w:hint="default" w:ascii="宋体" w:hAnsi="宋体" w:eastAsia="宋体" w:cs="宋体"/>
                 <w:kern w:val="0"/>
-                <w:sz w:val="24"/>
-                <w:szCs w:val="24"/>
+                <w:sz w:val="18"/>
+                <w:szCs w:val="18"/>
                 <w:lang w:val="en-US" w:eastAsia="zh-CN" w:bidi="ar"/>
               </w:rPr>
               <w:t>}}</w:t>
@@ -1318,6 +1345,8 @@
               <w:jc w:val="left"/>
               <w:rPr>
                 <w:rFonts w:hint="default"/>
+                <w:sz w:val="18"/>
+                <w:szCs w:val="18"/>
                 <w:lang w:val="en-US"/>
               </w:rPr>
             </w:pPr>
@@ -1325,8 +1354,8 @@
               <w:rPr>
                 <w:rFonts w:hint="default" w:ascii="宋体" w:hAnsi="宋体" w:eastAsia="宋体" w:cs="宋体"/>
                 <w:kern w:val="0"/>
-                <w:sz w:val="24"/>
-                <w:szCs w:val="24"/>
+                <w:sz w:val="18"/>
+                <w:szCs w:val="18"/>
                 <w:lang w:val="en-US" w:eastAsia="zh-CN" w:bidi="ar"/>
               </w:rPr>
               <w:t>{{</w:t>
@@ -1335,8 +1364,8 @@
               <w:rPr>
                 <w:rFonts w:ascii="宋体" w:hAnsi="宋体" w:eastAsia="宋体" w:cs="宋体"/>
                 <w:kern w:val="0"/>
-                <w:sz w:val="24"/>
-                <w:szCs w:val="24"/>
+                <w:sz w:val="18"/>
+                <w:szCs w:val="18"/>
                 <w:lang w:val="en-US" w:eastAsia="zh-CN" w:bidi="ar"/>
               </w:rPr>
               <w:t>vessel_voyage</w:t>
@@ -1345,8 +1374,8 @@
               <w:rPr>
                 <w:rFonts w:hint="eastAsia" w:ascii="宋体" w:hAnsi="宋体" w:eastAsia="宋体" w:cs="宋体"/>
                 <w:kern w:val="0"/>
-                <w:sz w:val="24"/>
-                <w:szCs w:val="24"/>
+                <w:sz w:val="18"/>
+                <w:szCs w:val="18"/>
                 <w:lang w:val="en-US" w:eastAsia="zh-CN" w:bidi="ar"/>
               </w:rPr>
               <w:t>1</w:t>
@@ -1355,8 +1384,8 @@
               <w:rPr>
                 <w:rFonts w:hint="default" w:ascii="宋体" w:hAnsi="宋体" w:eastAsia="宋体" w:cs="宋体"/>
                 <w:kern w:val="0"/>
-                <w:sz w:val="24"/>
-                <w:szCs w:val="24"/>
+                <w:sz w:val="18"/>
+                <w:szCs w:val="18"/>
                 <w:lang w:val="en-US" w:eastAsia="zh-CN" w:bidi="ar"/>
               </w:rPr>
               <w:t>}}</w:t>
@@ -1434,6 +1463,8 @@
               <w:jc w:val="left"/>
               <w:rPr>
                 <w:rFonts w:hint="default"/>
+                <w:sz w:val="18"/>
+                <w:szCs w:val="18"/>
                 <w:lang w:val="en-US"/>
               </w:rPr>
             </w:pPr>
@@ -1441,8 +1472,8 @@
               <w:rPr>
                 <w:rFonts w:hint="default" w:ascii="宋体" w:hAnsi="宋体" w:eastAsia="宋体" w:cs="宋体"/>
                 <w:kern w:val="0"/>
-                <w:sz w:val="24"/>
-                <w:szCs w:val="24"/>
+                <w:sz w:val="18"/>
+                <w:szCs w:val="18"/>
                 <w:lang w:val="en-US" w:eastAsia="zh-CN" w:bidi="ar"/>
               </w:rPr>
               <w:t>{{</w:t>
@@ -1451,8 +1482,8 @@
               <w:rPr>
                 <w:rFonts w:ascii="宋体" w:hAnsi="宋体" w:eastAsia="宋体" w:cs="宋体"/>
                 <w:kern w:val="0"/>
-                <w:sz w:val="24"/>
-                <w:szCs w:val="24"/>
+                <w:sz w:val="18"/>
+                <w:szCs w:val="18"/>
                 <w:lang w:val="en-US" w:eastAsia="zh-CN" w:bidi="ar"/>
               </w:rPr>
               <w:t>port_of_loading</w:t>
@@ -1461,8 +1492,8 @@
               <w:rPr>
                 <w:rFonts w:hint="eastAsia" w:ascii="宋体" w:hAnsi="宋体" w:eastAsia="宋体" w:cs="宋体"/>
                 <w:kern w:val="0"/>
-                <w:sz w:val="24"/>
-                <w:szCs w:val="24"/>
+                <w:sz w:val="18"/>
+                <w:szCs w:val="18"/>
                 <w:lang w:val="en-US" w:eastAsia="zh-CN" w:bidi="ar"/>
               </w:rPr>
               <w:t>1</w:t>
@@ -1471,8 +1502,8 @@
               <w:rPr>
                 <w:rFonts w:hint="default" w:ascii="宋体" w:hAnsi="宋体" w:eastAsia="宋体" w:cs="宋体"/>
                 <w:kern w:val="0"/>
-                <w:sz w:val="24"/>
-                <w:szCs w:val="24"/>
+                <w:sz w:val="18"/>
+                <w:szCs w:val="18"/>
                 <w:lang w:val="en-US" w:eastAsia="zh-CN" w:bidi="ar"/>
               </w:rPr>
               <w:t>}}</w:t>
@@ -1579,6 +1610,8 @@
                 <w:rFonts w:hint="default"/>
                 <w:b w:val="0"/>
                 <w:bCs w:val="0"/>
+                <w:sz w:val="18"/>
+                <w:szCs w:val="18"/>
                 <w:lang w:val="en-US"/>
               </w:rPr>
             </w:pPr>
@@ -1588,8 +1621,8 @@
                 <w:b w:val="0"/>
                 <w:bCs w:val="0"/>
                 <w:kern w:val="0"/>
-                <w:sz w:val="24"/>
-                <w:szCs w:val="24"/>
+                <w:sz w:val="18"/>
+                <w:szCs w:val="18"/>
                 <w:lang w:val="en-US" w:eastAsia="zh-CN" w:bidi="ar"/>
               </w:rPr>
               <w:t>{{</w:t>
@@ -1600,8 +1633,8 @@
                 <w:b w:val="0"/>
                 <w:bCs w:val="0"/>
                 <w:kern w:val="0"/>
-                <w:sz w:val="24"/>
-                <w:szCs w:val="24"/>
+                <w:sz w:val="18"/>
+                <w:szCs w:val="18"/>
                 <w:lang w:val="en-US" w:eastAsia="zh-CN" w:bidi="ar"/>
               </w:rPr>
               <w:t>port_of_discharge</w:t>
@@ -1612,8 +1645,8 @@
                 <w:b w:val="0"/>
                 <w:bCs w:val="0"/>
                 <w:kern w:val="0"/>
-                <w:sz w:val="24"/>
-                <w:szCs w:val="24"/>
+                <w:sz w:val="18"/>
+                <w:szCs w:val="18"/>
                 <w:lang w:val="en-US" w:eastAsia="zh-CN" w:bidi="ar"/>
               </w:rPr>
               <w:t>1</w:t>
@@ -1624,8 +1657,8 @@
                 <w:b w:val="0"/>
                 <w:bCs w:val="0"/>
                 <w:kern w:val="0"/>
-                <w:sz w:val="24"/>
-                <w:szCs w:val="24"/>
+                <w:sz w:val="18"/>
+                <w:szCs w:val="18"/>
                 <w:lang w:val="en-US" w:eastAsia="zh-CN" w:bidi="ar"/>
               </w:rPr>
               <w:t>}}</w:t>
@@ -1709,8 +1742,8 @@
               <w:rPr>
                 <w:rFonts w:hint="default" w:ascii="宋体" w:hAnsi="宋体" w:eastAsia="宋体" w:cs="宋体"/>
                 <w:kern w:val="0"/>
-                <w:sz w:val="24"/>
-                <w:szCs w:val="24"/>
+                <w:sz w:val="18"/>
+                <w:szCs w:val="18"/>
                 <w:lang w:val="en-US" w:eastAsia="zh-CN" w:bidi="ar"/>
               </w:rPr>
               <w:t>{{</w:t>
@@ -1719,8 +1752,8 @@
               <w:rPr>
                 <w:rFonts w:ascii="宋体" w:hAnsi="宋体" w:eastAsia="宋体" w:cs="宋体"/>
                 <w:kern w:val="0"/>
-                <w:sz w:val="24"/>
-                <w:szCs w:val="24"/>
+                <w:sz w:val="18"/>
+                <w:szCs w:val="18"/>
                 <w:lang w:val="en-US" w:eastAsia="zh-CN" w:bidi="ar"/>
               </w:rPr>
               <w:t>place_of_delivery</w:t>
@@ -1729,8 +1762,8 @@
               <w:rPr>
                 <w:rFonts w:hint="eastAsia" w:ascii="宋体" w:hAnsi="宋体" w:eastAsia="宋体" w:cs="宋体"/>
                 <w:kern w:val="0"/>
-                <w:sz w:val="24"/>
-                <w:szCs w:val="24"/>
+                <w:sz w:val="18"/>
+                <w:szCs w:val="18"/>
                 <w:lang w:val="en-US" w:eastAsia="zh-CN" w:bidi="ar"/>
               </w:rPr>
               <w:t>1</w:t>
@@ -1739,8 +1772,8 @@
               <w:rPr>
                 <w:rFonts w:hint="default" w:ascii="宋体" w:hAnsi="宋体" w:eastAsia="宋体" w:cs="宋体"/>
                 <w:kern w:val="0"/>
-                <w:sz w:val="24"/>
-                <w:szCs w:val="24"/>
+                <w:sz w:val="18"/>
+                <w:szCs w:val="18"/>
                 <w:lang w:val="en-US" w:eastAsia="zh-CN" w:bidi="ar"/>
               </w:rPr>
               <w:t>}}</w:t>
@@ -2084,7 +2117,7 @@
       </w:tr>
       <w:tr>
         <w:trPr>
-          <w:trHeight w:val="2889" w:hRule="atLeast"/>
+          <w:trHeight w:val="2612" w:hRule="atLeast"/>
         </w:trPr>
         <w:tc>
           <w:tcPr>
@@ -2117,6 +2150,8 @@
               <w:jc w:val="left"/>
               <w:rPr>
                 <w:rFonts w:hint="default"/>
+                <w:sz w:val="18"/>
+                <w:szCs w:val="18"/>
                 <w:lang w:val="en-US"/>
               </w:rPr>
             </w:pPr>
@@ -2124,8 +2159,8 @@
               <w:rPr>
                 <w:rFonts w:hint="default" w:ascii="宋体" w:hAnsi="宋体" w:eastAsia="宋体" w:cs="宋体"/>
                 <w:kern w:val="0"/>
-                <w:sz w:val="24"/>
-                <w:szCs w:val="24"/>
+                <w:sz w:val="18"/>
+                <w:szCs w:val="18"/>
                 <w:lang w:val="en-US" w:eastAsia="zh-CN" w:bidi="ar"/>
               </w:rPr>
               <w:t>{{</w:t>
@@ -2134,8 +2169,8 @@
               <w:rPr>
                 <w:rFonts w:ascii="宋体" w:hAnsi="宋体" w:eastAsia="宋体" w:cs="宋体"/>
                 <w:kern w:val="0"/>
-                <w:sz w:val="24"/>
-                <w:szCs w:val="24"/>
+                <w:sz w:val="18"/>
+                <w:szCs w:val="18"/>
                 <w:lang w:val="en-US" w:eastAsia="zh-CN" w:bidi="ar"/>
               </w:rPr>
               <w:t>container_seal_info</w:t>
@@ -2144,8 +2179,8 @@
               <w:rPr>
                 <w:rFonts w:hint="eastAsia" w:ascii="宋体" w:hAnsi="宋体" w:eastAsia="宋体" w:cs="宋体"/>
                 <w:kern w:val="0"/>
-                <w:sz w:val="24"/>
-                <w:szCs w:val="24"/>
+                <w:sz w:val="18"/>
+                <w:szCs w:val="18"/>
                 <w:lang w:val="en-US" w:eastAsia="zh-CN" w:bidi="ar"/>
               </w:rPr>
               <w:t>1</w:t>
@@ -2154,8 +2189,8 @@
               <w:rPr>
                 <w:rFonts w:hint="default" w:ascii="宋体" w:hAnsi="宋体" w:eastAsia="宋体" w:cs="宋体"/>
                 <w:kern w:val="0"/>
-                <w:sz w:val="24"/>
-                <w:szCs w:val="24"/>
+                <w:sz w:val="18"/>
+                <w:szCs w:val="18"/>
                 <w:lang w:val="en-US" w:eastAsia="zh-CN" w:bidi="ar"/>
               </w:rPr>
               <w:t>}}</w:t>
@@ -2192,8 +2227,8 @@
               <w:rPr>
                 <w:rFonts w:hint="default" w:ascii="宋体" w:hAnsi="宋体" w:eastAsia="宋体" w:cs="宋体"/>
                 <w:kern w:val="0"/>
-                <w:sz w:val="24"/>
-                <w:szCs w:val="24"/>
+                <w:sz w:val="18"/>
+                <w:szCs w:val="18"/>
                 <w:lang w:val="en-US" w:eastAsia="zh-CN" w:bidi="ar"/>
               </w:rPr>
               <w:t>{{</w:t>
@@ -2202,8 +2237,8 @@
               <w:rPr>
                 <w:rFonts w:ascii="宋体" w:hAnsi="宋体" w:eastAsia="宋体" w:cs="宋体"/>
                 <w:kern w:val="0"/>
-                <w:sz w:val="24"/>
-                <w:szCs w:val="24"/>
+                <w:sz w:val="18"/>
+                <w:szCs w:val="18"/>
                 <w:lang w:val="en-US" w:eastAsia="zh-CN" w:bidi="ar"/>
               </w:rPr>
               <w:t>package_quantity</w:t>
@@ -2212,8 +2247,8 @@
               <w:rPr>
                 <w:rFonts w:hint="eastAsia" w:ascii="宋体" w:hAnsi="宋体" w:eastAsia="宋体" w:cs="宋体"/>
                 <w:kern w:val="0"/>
-                <w:sz w:val="24"/>
-                <w:szCs w:val="24"/>
+                <w:sz w:val="18"/>
+                <w:szCs w:val="18"/>
                 <w:lang w:val="en-US" w:eastAsia="zh-CN" w:bidi="ar"/>
               </w:rPr>
               <w:t>1</w:t>
@@ -2222,8 +2257,8 @@
               <w:rPr>
                 <w:rFonts w:hint="default" w:ascii="宋体" w:hAnsi="宋体" w:eastAsia="宋体" w:cs="宋体"/>
                 <w:kern w:val="0"/>
-                <w:sz w:val="24"/>
-                <w:szCs w:val="24"/>
+                <w:sz w:val="18"/>
+                <w:szCs w:val="18"/>
                 <w:lang w:val="en-US" w:eastAsia="zh-CN" w:bidi="ar"/>
               </w:rPr>
               <w:t>}}</w:t>
@@ -2248,6 +2283,8 @@
               <w:jc w:val="left"/>
               <w:rPr>
                 <w:rFonts w:hint="default"/>
+                <w:sz w:val="18"/>
+                <w:szCs w:val="18"/>
                 <w:lang w:val="en-US"/>
               </w:rPr>
             </w:pPr>
@@ -2255,8 +2292,8 @@
               <w:rPr>
                 <w:rFonts w:hint="default" w:ascii="宋体" w:hAnsi="宋体" w:eastAsia="宋体" w:cs="宋体"/>
                 <w:kern w:val="0"/>
-                <w:sz w:val="24"/>
-                <w:szCs w:val="24"/>
+                <w:sz w:val="18"/>
+                <w:szCs w:val="18"/>
                 <w:lang w:val="en-US" w:eastAsia="zh-CN" w:bidi="ar"/>
               </w:rPr>
               <w:t>{{</w:t>
@@ -2265,8 +2302,8 @@
               <w:rPr>
                 <w:rFonts w:ascii="宋体" w:hAnsi="宋体" w:eastAsia="宋体" w:cs="宋体"/>
                 <w:kern w:val="0"/>
-                <w:sz w:val="24"/>
-                <w:szCs w:val="24"/>
+                <w:sz w:val="18"/>
+                <w:szCs w:val="18"/>
                 <w:lang w:val="en-US" w:eastAsia="zh-CN" w:bidi="ar"/>
               </w:rPr>
               <w:t>package_unit</w:t>
@@ -2275,8 +2312,8 @@
               <w:rPr>
                 <w:rFonts w:hint="eastAsia" w:ascii="宋体" w:hAnsi="宋体" w:eastAsia="宋体" w:cs="宋体"/>
                 <w:kern w:val="0"/>
-                <w:sz w:val="24"/>
-                <w:szCs w:val="24"/>
+                <w:sz w:val="18"/>
+                <w:szCs w:val="18"/>
                 <w:lang w:val="en-US" w:eastAsia="zh-CN" w:bidi="ar"/>
               </w:rPr>
               <w:t>1</w:t>
@@ -2285,8 +2322,8 @@
               <w:rPr>
                 <w:rFonts w:hint="default" w:ascii="宋体" w:hAnsi="宋体" w:eastAsia="宋体" w:cs="宋体"/>
                 <w:kern w:val="0"/>
-                <w:sz w:val="24"/>
-                <w:szCs w:val="24"/>
+                <w:sz w:val="18"/>
+                <w:szCs w:val="18"/>
                 <w:lang w:val="en-US" w:eastAsia="zh-CN" w:bidi="ar"/>
               </w:rPr>
               <w:t>}}</w:t>
@@ -2319,6 +2356,8 @@
                 <w:rFonts w:hint="default"/>
                 <w:b w:val="0"/>
                 <w:bCs w:val="0"/>
+                <w:sz w:val="18"/>
+                <w:szCs w:val="18"/>
                 <w:lang w:val="en-US"/>
               </w:rPr>
             </w:pPr>
@@ -2328,8 +2367,8 @@
                 <w:b w:val="0"/>
                 <w:bCs w:val="0"/>
                 <w:kern w:val="0"/>
-                <w:sz w:val="24"/>
-                <w:szCs w:val="24"/>
+                <w:sz w:val="18"/>
+                <w:szCs w:val="18"/>
                 <w:lang w:val="en-US" w:eastAsia="zh-CN" w:bidi="ar"/>
               </w:rPr>
               <w:t>{{</w:t>
@@ -2340,8 +2379,8 @@
                 <w:b w:val="0"/>
                 <w:bCs w:val="0"/>
                 <w:kern w:val="0"/>
-                <w:sz w:val="24"/>
-                <w:szCs w:val="24"/>
+                <w:sz w:val="18"/>
+                <w:szCs w:val="18"/>
                 <w:lang w:val="en-US" w:eastAsia="zh-CN" w:bidi="ar"/>
               </w:rPr>
               <w:t>goods_description</w:t>
@@ -2352,8 +2391,8 @@
                 <w:b w:val="0"/>
                 <w:bCs w:val="0"/>
                 <w:kern w:val="0"/>
-                <w:sz w:val="24"/>
-                <w:szCs w:val="24"/>
+                <w:sz w:val="18"/>
+                <w:szCs w:val="18"/>
                 <w:lang w:val="en-US" w:eastAsia="zh-CN" w:bidi="ar"/>
               </w:rPr>
               <w:t>1</w:t>
@@ -2364,8 +2403,8 @@
                 <w:b w:val="0"/>
                 <w:bCs w:val="0"/>
                 <w:kern w:val="0"/>
-                <w:sz w:val="24"/>
-                <w:szCs w:val="24"/>
+                <w:sz w:val="18"/>
+                <w:szCs w:val="18"/>
                 <w:lang w:val="en-US" w:eastAsia="zh-CN" w:bidi="ar"/>
               </w:rPr>
               <w:t>}}</w:t>
@@ -2397,16 +2436,16 @@
               <w:suppressLineNumbers w:val="0"/>
               <w:jc w:val="left"/>
               <w:rPr>
-                <w:rFonts w:hint="default"/>
-                <w:lang w:val="en-US"/>
+                <w:sz w:val="18"/>
+                <w:szCs w:val="18"/>
               </w:rPr>
             </w:pPr>
             <w:r>
               <w:rPr>
                 <w:rFonts w:hint="default" w:ascii="宋体" w:hAnsi="宋体" w:eastAsia="宋体" w:cs="宋体"/>
                 <w:kern w:val="0"/>
-                <w:sz w:val="24"/>
-                <w:szCs w:val="24"/>
+                <w:sz w:val="18"/>
+                <w:szCs w:val="18"/>
                 <w:lang w:val="en-US" w:eastAsia="zh-CN" w:bidi="ar"/>
               </w:rPr>
               <w:t>{{</w:t>
@@ -2415,8 +2454,8 @@
               <w:rPr>
                 <w:rFonts w:ascii="宋体" w:hAnsi="宋体" w:eastAsia="宋体" w:cs="宋体"/>
                 <w:kern w:val="0"/>
-                <w:sz w:val="24"/>
-                <w:szCs w:val="24"/>
+                <w:sz w:val="18"/>
+                <w:szCs w:val="18"/>
                 <w:lang w:val="en-US" w:eastAsia="zh-CN" w:bidi="ar"/>
               </w:rPr>
               <w:t>gross_weight_kgs</w:t>
@@ -2425,8 +2464,8 @@
               <w:rPr>
                 <w:rFonts w:hint="eastAsia" w:ascii="宋体" w:hAnsi="宋体" w:eastAsia="宋体" w:cs="宋体"/>
                 <w:kern w:val="0"/>
-                <w:sz w:val="24"/>
-                <w:szCs w:val="24"/>
+                <w:sz w:val="18"/>
+                <w:szCs w:val="18"/>
                 <w:lang w:val="en-US" w:eastAsia="zh-CN" w:bidi="ar"/>
               </w:rPr>
               <w:t>1</w:t>
@@ -2435,25 +2474,17 @@
               <w:rPr>
                 <w:rFonts w:hint="default" w:ascii="宋体" w:hAnsi="宋体" w:eastAsia="宋体" w:cs="宋体"/>
                 <w:kern w:val="0"/>
-                <w:sz w:val="24"/>
-                <w:szCs w:val="24"/>
+                <w:sz w:val="18"/>
+                <w:szCs w:val="18"/>
                 <w:lang w:val="en-US" w:eastAsia="zh-CN" w:bidi="ar"/>
               </w:rPr>
               <w:t>}}</w:t>
             </w:r>
-          </w:p>
-          <w:p>
-            <w:pPr>
-              <w:pStyle w:val="8"/>
-              <w:spacing w:line="240" w:lineRule="auto"/>
-              <w:rPr>
-                <w:sz w:val="19"/>
-              </w:rPr>
-            </w:pPr>
             <w:r>
               <w:rPr>
                 <w:spacing w:val="-2"/>
-                <w:sz w:val="19"/>
+                <w:sz w:val="18"/>
+                <w:szCs w:val="18"/>
               </w:rPr>
               <w:t>KGS</w:t>
             </w:r>
@@ -2466,16 +2497,15 @@
               <w:suppressLineNumbers w:val="0"/>
               <w:jc w:val="left"/>
               <w:rPr>
-                <w:rFonts w:hint="default"/>
-                <w:lang w:val="en-US"/>
+                <w:sz w:val="19"/>
               </w:rPr>
             </w:pPr>
             <w:r>
               <w:rPr>
                 <w:rFonts w:hint="default" w:ascii="宋体" w:hAnsi="宋体" w:eastAsia="宋体" w:cs="宋体"/>
                 <w:kern w:val="0"/>
-                <w:sz w:val="24"/>
-                <w:szCs w:val="24"/>
+                <w:sz w:val="18"/>
+                <w:szCs w:val="18"/>
                 <w:lang w:val="en-US" w:eastAsia="zh-CN" w:bidi="ar"/>
               </w:rPr>
               <w:t>{{</w:t>
@@ -2484,8 +2514,8 @@
               <w:rPr>
                 <w:rFonts w:ascii="宋体" w:hAnsi="宋体" w:eastAsia="宋体" w:cs="宋体"/>
                 <w:kern w:val="0"/>
-                <w:sz w:val="24"/>
-                <w:szCs w:val="24"/>
+                <w:sz w:val="18"/>
+                <w:szCs w:val="18"/>
                 <w:lang w:val="en-US" w:eastAsia="zh-CN" w:bidi="ar"/>
               </w:rPr>
               <w:t>measurement_cbm</w:t>
@@ -2494,8 +2524,8 @@
               <w:rPr>
                 <w:rFonts w:hint="eastAsia" w:ascii="宋体" w:hAnsi="宋体" w:eastAsia="宋体" w:cs="宋体"/>
                 <w:kern w:val="0"/>
-                <w:sz w:val="24"/>
-                <w:szCs w:val="24"/>
+                <w:sz w:val="18"/>
+                <w:szCs w:val="18"/>
                 <w:lang w:val="en-US" w:eastAsia="zh-CN" w:bidi="ar"/>
               </w:rPr>
               <w:t>1</w:t>
@@ -2504,26 +2534,17 @@
               <w:rPr>
                 <w:rFonts w:hint="default" w:ascii="宋体" w:hAnsi="宋体" w:eastAsia="宋体" w:cs="宋体"/>
                 <w:kern w:val="0"/>
-                <w:sz w:val="24"/>
-                <w:szCs w:val="24"/>
+                <w:sz w:val="18"/>
+                <w:szCs w:val="18"/>
                 <w:lang w:val="en-US" w:eastAsia="zh-CN" w:bidi="ar"/>
               </w:rPr>
               <w:t>}}</w:t>
             </w:r>
-          </w:p>
-          <w:p>
-            <w:pPr>
-              <w:pStyle w:val="8"/>
-              <w:spacing w:line="240" w:lineRule="auto"/>
-              <w:ind w:left="102"/>
-              <w:rPr>
-                <w:sz w:val="19"/>
-              </w:rPr>
-            </w:pPr>
             <w:r>
               <w:rPr>
                 <w:spacing w:val="-4"/>
-                <w:sz w:val="19"/>
+                <w:sz w:val="18"/>
+                <w:szCs w:val="18"/>
               </w:rPr>
               <w:t>CBM</w:t>
             </w:r>
@@ -2587,6 +2608,7 @@
               <w:keepLines w:val="0"/>
               <w:widowControl/>
               <w:suppressLineNumbers w:val="0"/>
+              <w:ind w:firstLine="240" w:firstLineChars="100"/>
               <w:jc w:val="left"/>
               <w:rPr>
                 <w:rFonts w:hint="default"/>
@@ -2791,7 +2813,8 @@
                 <w:b w:val="0"/>
                 <w:bCs/>
                 <w:spacing w:val="-4"/>
-                <w:sz w:val="17"/>
+                <w:sz w:val="18"/>
+                <w:szCs w:val="18"/>
               </w:rPr>
               <w:t xml:space="preserve"> </w:t>
             </w:r>
@@ -2801,7 +2824,8 @@
                 <w:b w:val="0"/>
                 <w:bCs/>
                 <w:spacing w:val="-4"/>
-                <w:sz w:val="17"/>
+                <w:sz w:val="18"/>
+                <w:szCs w:val="18"/>
                 <w:lang w:val="en-US"/>
               </w:rPr>
               <w:t>{{</w:t>
@@ -2812,7 +2836,8 @@
                 <w:b w:val="0"/>
                 <w:bCs/>
                 <w:spacing w:val="-4"/>
-                <w:sz w:val="17"/>
+                <w:sz w:val="18"/>
+                <w:szCs w:val="18"/>
               </w:rPr>
               <w:t>freight_rate</w:t>
             </w:r>
@@ -2822,7 +2847,8 @@
                 <w:b w:val="0"/>
                 <w:bCs/>
                 <w:spacing w:val="-4"/>
-                <w:sz w:val="17"/>
+                <w:sz w:val="18"/>
+                <w:szCs w:val="18"/>
                 <w:lang w:val="en-US" w:eastAsia="zh-CN"/>
               </w:rPr>
               <w:t>1</w:t>
@@ -2833,7 +2859,8 @@
                 <w:b w:val="0"/>
                 <w:bCs/>
                 <w:spacing w:val="-4"/>
-                <w:sz w:val="17"/>
+                <w:sz w:val="18"/>
+                <w:szCs w:val="18"/>
                 <w:lang w:val="en-US" w:eastAsia="zh-CN"/>
               </w:rPr>
               <w:t>}}</w:t>
@@ -2898,7 +2925,8 @@
                 <w:b w:val="0"/>
                 <w:bCs/>
                 <w:spacing w:val="-2"/>
-                <w:sz w:val="17"/>
+                <w:sz w:val="18"/>
+                <w:szCs w:val="18"/>
                 <w:lang w:val="en-US"/>
               </w:rPr>
               <w:t>{{</w:t>
@@ -2909,7 +2937,8 @@
                 <w:b w:val="0"/>
                 <w:bCs/>
                 <w:spacing w:val="-2"/>
-                <w:sz w:val="17"/>
+                <w:sz w:val="18"/>
+                <w:szCs w:val="18"/>
               </w:rPr>
               <w:t>prepaid_amount</w:t>
             </w:r>
@@ -2919,7 +2948,8 @@
                 <w:b w:val="0"/>
                 <w:bCs/>
                 <w:spacing w:val="-2"/>
-                <w:sz w:val="17"/>
+                <w:sz w:val="18"/>
+                <w:szCs w:val="18"/>
                 <w:lang w:val="en-US" w:eastAsia="zh-CN"/>
               </w:rPr>
               <w:t>1</w:t>
@@ -2930,7 +2960,8 @@
                 <w:b w:val="0"/>
                 <w:bCs/>
                 <w:spacing w:val="-2"/>
-                <w:sz w:val="17"/>
+                <w:sz w:val="18"/>
+                <w:szCs w:val="18"/>
                 <w:lang w:val="en-US" w:eastAsia="zh-CN"/>
               </w:rPr>
               <w:t>}}</w:t>
@@ -2968,28 +2999,18 @@
               <w:pStyle w:val="8"/>
               <w:ind w:left="102"/>
               <w:rPr>
+                <w:rFonts w:hint="default"/>
                 <w:sz w:val="19"/>
-              </w:rPr>
-            </w:pPr>
-            <w:r>
-              <w:rPr>
+                <w:lang w:val="en-US"/>
+              </w:rPr>
+            </w:pPr>
+            <w:r>
+              <w:rPr>
+                <w:rFonts w:hint="default"/>
                 <w:sz w:val="19"/>
-              </w:rPr>
-              <w:t>AS</w:t>
-            </w:r>
-            <w:r>
-              <w:rPr>
-                <w:spacing w:val="-12"/>
-                <w:sz w:val="19"/>
-              </w:rPr>
-              <w:t xml:space="preserve"> </w:t>
-            </w:r>
-            <w:r>
-              <w:rPr>
-                <w:spacing w:val="-2"/>
-                <w:sz w:val="19"/>
-              </w:rPr>
-              <w:t>ARRANGED</w:t>
+                <w:lang w:val="en-US"/>
+              </w:rPr>
+              <w:t>{{collect_type1}}</w:t>
             </w:r>
           </w:p>
         </w:tc>
@@ -3045,6 +3066,7 @@
               <w:keepLines w:val="0"/>
               <w:widowControl/>
               <w:suppressLineNumbers w:val="0"/>
+              <w:ind w:firstLine="240" w:firstLineChars="100"/>
               <w:jc w:val="left"/>
               <w:rPr>
                 <w:rFonts w:hint="default"/>
@@ -3178,11 +3200,14 @@
               <w:keepLines w:val="0"/>
               <w:widowControl/>
               <w:suppressLineNumbers w:val="0"/>
+              <w:ind w:firstLine="360" w:firstLineChars="200"/>
               <w:jc w:val="left"/>
               <w:rPr>
                 <w:rFonts w:hint="default"/>
                 <w:b w:val="0"/>
                 <w:bCs w:val="0"/>
+                <w:sz w:val="18"/>
+                <w:szCs w:val="18"/>
                 <w:lang w:val="en-US"/>
               </w:rPr>
             </w:pPr>
@@ -3192,8 +3217,8 @@
                 <w:b w:val="0"/>
                 <w:bCs w:val="0"/>
                 <w:kern w:val="0"/>
-                <w:sz w:val="24"/>
-                <w:szCs w:val="24"/>
+                <w:sz w:val="18"/>
+                <w:szCs w:val="18"/>
                 <w:lang w:val="en-US" w:eastAsia="zh-CN" w:bidi="ar"/>
               </w:rPr>
               <w:t>{{</w:t>
@@ -3204,8 +3229,8 @@
                 <w:b w:val="0"/>
                 <w:bCs w:val="0"/>
                 <w:kern w:val="0"/>
-                <w:sz w:val="24"/>
-                <w:szCs w:val="24"/>
+                <w:sz w:val="18"/>
+                <w:szCs w:val="18"/>
                 <w:lang w:val="en-US" w:eastAsia="zh-CN" w:bidi="ar"/>
               </w:rPr>
               <w:t>original_bl_count</w:t>
@@ -3216,8 +3241,8 @@
                 <w:b w:val="0"/>
                 <w:bCs w:val="0"/>
                 <w:kern w:val="0"/>
-                <w:sz w:val="24"/>
-                <w:szCs w:val="24"/>
+                <w:sz w:val="18"/>
+                <w:szCs w:val="18"/>
                 <w:lang w:val="en-US" w:eastAsia="zh-CN" w:bidi="ar"/>
               </w:rPr>
               <w:t>1</w:t>
@@ -3228,8 +3253,8 @@
                 <w:b w:val="0"/>
                 <w:bCs w:val="0"/>
                 <w:kern w:val="0"/>
-                <w:sz w:val="24"/>
-                <w:szCs w:val="24"/>
+                <w:sz w:val="18"/>
+                <w:szCs w:val="18"/>
                 <w:lang w:val="en-US" w:eastAsia="zh-CN" w:bidi="ar"/>
               </w:rPr>
               <w:t>}}</w:t>
@@ -3454,6 +3479,7 @@
               <w:keepLines w:val="0"/>
               <w:widowControl/>
               <w:suppressLineNumbers w:val="0"/>
+              <w:ind w:firstLine="240" w:firstLineChars="100"/>
               <w:jc w:val="left"/>
               <w:rPr>
                 <w:rFonts w:hint="default"/>
@@ -3623,13 +3649,8 @@
               <w:keepLines w:val="0"/>
               <w:widowControl/>
               <w:suppressLineNumbers w:val="0"/>
+              <w:ind w:firstLine="240" w:firstLineChars="100"/>
               <w:jc w:val="left"/>
-              <w:rPr>
-                <w:rFonts w:hint="default"/>
-                <w:lang w:val="en-US"/>
-              </w:rPr>
-            </w:pPr>
-            <w:r>
               <w:rPr>
                 <w:rFonts w:hint="default" w:ascii="宋体" w:hAnsi="宋体" w:eastAsia="宋体" w:cs="宋体"/>
                 <w:kern w:val="0"/>
@@ -3637,39 +3658,73 @@
                 <w:szCs w:val="24"/>
                 <w:lang w:val="en-US" w:eastAsia="zh-CN" w:bidi="ar"/>
               </w:rPr>
-              <w:t>{{</w:t>
-            </w:r>
-            <w:bookmarkStart w:id="0" w:name="_GoBack"/>
-            <w:bookmarkEnd w:id="0"/>
-            <w:r>
-              <w:rPr>
-                <w:rFonts w:ascii="宋体" w:hAnsi="宋体" w:eastAsia="宋体" w:cs="宋体"/>
+            </w:pPr>
+            <w:r>
+              <w:rPr>
+                <w:rFonts w:hint="default" w:ascii="宋体" w:hAnsi="宋体" w:eastAsia="宋体" w:cs="宋体"/>
                 <w:kern w:val="0"/>
                 <w:sz w:val="24"/>
                 <w:szCs w:val="24"/>
                 <w:lang w:val="en-US" w:eastAsia="zh-CN" w:bidi="ar"/>
               </w:rPr>
-              <w:t>service_type</w:t>
-            </w:r>
-            <w:r>
-              <w:rPr>
-                <w:rFonts w:hint="eastAsia" w:ascii="宋体" w:hAnsi="宋体" w:eastAsia="宋体" w:cs="宋体"/>
+              <w:t>{{</w:t>
+            </w:r>
+            <w:r>
+              <w:rPr>
+                <w:rFonts w:ascii="宋体" w:hAnsi="宋体" w:eastAsia="宋体" w:cs="宋体"/>
                 <w:kern w:val="0"/>
                 <w:sz w:val="24"/>
                 <w:szCs w:val="24"/>
                 <w:lang w:val="en-US" w:eastAsia="zh-CN" w:bidi="ar"/>
               </w:rPr>
-              <w:t>1</w:t>
-            </w:r>
-            <w:r>
-              <w:rPr>
-                <w:rFonts w:hint="default" w:ascii="宋体" w:hAnsi="宋体" w:eastAsia="宋体" w:cs="宋体"/>
+              <w:t>service_type</w:t>
+            </w:r>
+            <w:r>
+              <w:rPr>
+                <w:rFonts w:hint="eastAsia" w:ascii="宋体" w:hAnsi="宋体" w:eastAsia="宋体" w:cs="宋体"/>
                 <w:kern w:val="0"/>
                 <w:sz w:val="24"/>
                 <w:szCs w:val="24"/>
                 <w:lang w:val="en-US" w:eastAsia="zh-CN" w:bidi="ar"/>
               </w:rPr>
+              <w:t>1</w:t>
+            </w:r>
+            <w:r>
+              <w:rPr>
+                <w:rFonts w:hint="default" w:ascii="宋体" w:hAnsi="宋体" w:eastAsia="宋体" w:cs="宋体"/>
+                <w:kern w:val="0"/>
+                <w:sz w:val="24"/>
+                <w:szCs w:val="24"/>
+                <w:lang w:val="en-US" w:eastAsia="zh-CN" w:bidi="ar"/>
+              </w:rPr>
               <w:t>}}</w:t>
+            </w:r>
+          </w:p>
+          <w:p>
+            <w:pPr>
+              <w:keepNext w:val="0"/>
+              <w:keepLines w:val="0"/>
+              <w:widowControl/>
+              <w:suppressLineNumbers w:val="0"/>
+              <w:ind w:firstLine="240" w:firstLineChars="100"/>
+              <w:jc w:val="left"/>
+              <w:rPr>
+                <w:rFonts w:hint="default" w:ascii="宋体" w:hAnsi="宋体" w:eastAsia="宋体" w:cs="宋体"/>
+                <w:kern w:val="0"/>
+                <w:sz w:val="24"/>
+                <w:szCs w:val="24"/>
+                <w:lang w:val="en-US" w:eastAsia="zh-CN" w:bidi="ar"/>
+              </w:rPr>
+            </w:pPr>
+            <w:r>
+              <w:rPr>
+                <w:rFonts w:hint="default" w:ascii="宋体" w:hAnsi="宋体" w:eastAsia="宋体" w:cs="宋体"/>
+                <w:kern w:val="0"/>
+                <w:sz w:val="24"/>
+                <w:szCs w:val="24"/>
+                <w:lang w:val="en-US" w:eastAsia="zh-CN" w:bidi="ar"/>
+              </w:rPr>
+              <w:t>{{service-mode1}}</w:t>
             </w:r>
           </w:p>
           <w:p>
@@ -3745,6 +3800,7 @@
               <w:keepLines w:val="0"/>
               <w:widowControl/>
               <w:suppressLineNumbers w:val="0"/>
+              <w:ind w:firstLine="240" w:firstLineChars="100"/>
               <w:jc w:val="left"/>
               <w:rPr>
                 <w:rFonts w:hint="default"/>

--- a/ruoyi-system/src/main/resources/templates/bill_of_lading.docx
+++ b/ruoyi-system/src/main/resources/templates/bill_of_lading.docx
@@ -1061,18 +1061,7 @@
                 <w:sz w:val="15"/>
                 <w:lang w:val="en-US"/>
               </w:rPr>
-              <w:t>{{Carrier Agent1</w:t>
-            </w:r>
-            <w:bookmarkStart w:id="0" w:name="_GoBack"/>
-            <w:bookmarkEnd w:id="0"/>
-            <w:r>
-              <w:rPr>
-                <w:rFonts w:hint="default"/>
-                <w:b/>
-                <w:sz w:val="15"/>
-                <w:lang w:val="en-US"/>
-              </w:rPr>
-              <w:t>}}</w:t>
+              <w:t>{{Carrier Agent1}}</w:t>
             </w:r>
             <w:r>
               <w:rPr>
@@ -2204,6 +2193,8 @@
                 <w:sz w:val="15"/>
               </w:rPr>
             </w:pPr>
+            <w:bookmarkStart w:id="0" w:name="_GoBack"/>
+            <w:bookmarkEnd w:id="0"/>
           </w:p>
         </w:tc>
         <w:tc>
@@ -3724,7 +3715,7 @@
                 <w:szCs w:val="24"/>
                 <w:lang w:val="en-US" w:eastAsia="zh-CN" w:bidi="ar"/>
               </w:rPr>
-              <w:t>{{service-mode1}}</w:t>
+              <w:t>{{service_mode1}}</w:t>
             </w:r>
           </w:p>
           <w:p>

--- a/ruoyi-system/src/main/resources/templates/bill_of_lading.docx
+++ b/ruoyi-system/src/main/resources/templates/bill_of_lading.docx
@@ -26,8 +26,8 @@
             <wp:positionV relativeFrom="page">
               <wp:posOffset>11430</wp:posOffset>
             </wp:positionV>
-            <wp:extent cx="6884035" cy="551815"/>
-            <wp:effectExtent l="0" t="0" r="0" b="0"/>
+            <wp:extent cx="6884035" cy="532765"/>
+            <wp:effectExtent l="0" t="0" r="24765" b="635"/>
             <wp:wrapNone/>
             <wp:docPr id="1" name="Image 1"/>
             <wp:cNvGraphicFramePr/>
@@ -47,7 +47,7 @@
                   <pic:spPr>
                     <a:xfrm>
                       <a:off x="0" y="0"/>
-                      <a:ext cx="6884103" cy="552069"/>
+                      <a:ext cx="6884103" cy="532765"/>
                     </a:xfrm>
                     <a:prstGeom prst="rect">
                       <a:avLst/>
@@ -673,6 +673,8 @@
                 <w:sz w:val="19"/>
               </w:rPr>
             </w:pPr>
+            <w:bookmarkStart w:id="0" w:name="_GoBack"/>
+            <w:bookmarkEnd w:id="0"/>
           </w:p>
         </w:tc>
       </w:tr>
@@ -1061,7 +1063,7 @@
                 <w:sz w:val="15"/>
                 <w:lang w:val="en-US"/>
               </w:rPr>
-              <w:t>{{Carrier Agent1}}</w:t>
+              <w:t>{{carrier_agent}}</w:t>
             </w:r>
             <w:r>
               <w:rPr>
@@ -1108,6 +1110,7 @@
               <w:spacing w:line="188" w:lineRule="exact"/>
               <w:rPr>
                 <w:b/>
+                <w:spacing w:val="-5"/>
                 <w:sz w:val="17"/>
               </w:rPr>
             </w:pPr>
@@ -1133,6 +1136,31 @@
                 <w:sz w:val="17"/>
               </w:rPr>
               <w:t>BY</w:t>
+            </w:r>
+          </w:p>
+          <w:p>
+            <w:pPr>
+              <w:pStyle w:val="8"/>
+              <w:spacing w:line="188" w:lineRule="exact"/>
+              <w:rPr>
+                <w:rFonts w:hint="default" w:eastAsia="宋体"/>
+                <w:b/>
+                <w:spacing w:val="-5"/>
+                <w:sz w:val="17"/>
+                <w:lang w:val="en-US" w:eastAsia="zh-CN"/>
+              </w:rPr>
+            </w:pPr>
+            <w:r>
+              <w:rPr>
+                <w:rFonts w:hint="default" w:ascii="Arial" w:hAnsi="Arial" w:eastAsia="宋体" w:cs="Arial"/>
+                <w:b w:val="0"/>
+                <w:bCs/>
+                <w:spacing w:val="-5"/>
+                <w:sz w:val="18"/>
+                <w:szCs w:val="18"/>
+                <w:lang w:val="en-US" w:eastAsia="zh-CN"/>
+              </w:rPr>
+              <w:t>{{pre_carriage1}}</w:t>
             </w:r>
           </w:p>
         </w:tc>
@@ -2117,31 +2145,35 @@
           </w:tcPr>
           <w:p>
             <w:pPr>
-              <w:pStyle w:val="8"/>
-              <w:rPr>
-                <w:sz w:val="19"/>
-              </w:rPr>
-            </w:pPr>
-            <w:r>
-              <w:rPr>
-                <w:spacing w:val="-5"/>
-                <w:sz w:val="19"/>
-              </w:rPr>
-              <w:t>N/A</w:t>
-            </w:r>
-          </w:p>
-          <w:p>
-            <w:pPr>
               <w:keepNext w:val="0"/>
               <w:keepLines w:val="0"/>
               <w:widowControl/>
               <w:suppressLineNumbers w:val="0"/>
+              <w:ind w:firstLine="180" w:firstLineChars="100"/>
               <w:jc w:val="left"/>
               <w:rPr>
-                <w:rFonts w:hint="default"/>
-                <w:sz w:val="18"/>
-                <w:szCs w:val="18"/>
-                <w:lang w:val="en-US"/>
+                <w:rFonts w:hint="default" w:ascii="宋体" w:hAnsi="宋体" w:eastAsia="宋体" w:cs="宋体"/>
+                <w:kern w:val="0"/>
+                <w:sz w:val="18"/>
+                <w:szCs w:val="18"/>
+                <w:lang w:val="en-US" w:eastAsia="zh-CN" w:bidi="ar"/>
+              </w:rPr>
+            </w:pPr>
+          </w:p>
+          <w:p>
+            <w:pPr>
+              <w:keepNext w:val="0"/>
+              <w:keepLines w:val="0"/>
+              <w:widowControl/>
+              <w:suppressLineNumbers w:val="0"/>
+              <w:ind w:firstLine="180" w:firstLineChars="100"/>
+              <w:jc w:val="left"/>
+              <w:rPr>
+                <w:rFonts w:hint="default" w:ascii="宋体" w:hAnsi="宋体" w:eastAsia="宋体" w:cs="宋体"/>
+                <w:kern w:val="0"/>
+                <w:sz w:val="18"/>
+                <w:szCs w:val="18"/>
+                <w:lang w:val="en-US" w:eastAsia="zh-CN" w:bidi="ar"/>
               </w:rPr>
             </w:pPr>
             <w:r>
@@ -2162,7 +2194,17 @@
                 <w:szCs w:val="18"/>
                 <w:lang w:val="en-US" w:eastAsia="zh-CN" w:bidi="ar"/>
               </w:rPr>
-              <w:t>container_seal_info</w:t>
+              <w:t>container_</w:t>
+            </w:r>
+            <w:r>
+              <w:rPr>
+                <w:rFonts w:hint="default" w:ascii="宋体" w:hAnsi="宋体" w:eastAsia="宋体" w:cs="宋体"/>
+                <w:kern w:val="0"/>
+                <w:sz w:val="18"/>
+                <w:szCs w:val="18"/>
+                <w:lang w:val="en-US" w:eastAsia="zh-CN" w:bidi="ar"/>
+              </w:rPr>
+              <w:t>number</w:t>
             </w:r>
             <w:r>
               <w:rPr>
@@ -2187,14 +2229,98 @@
           </w:p>
           <w:p>
             <w:pPr>
+              <w:keepNext w:val="0"/>
+              <w:keepLines w:val="0"/>
+              <w:widowControl/>
+              <w:suppressLineNumbers w:val="0"/>
+              <w:ind w:firstLine="180" w:firstLineChars="100"/>
+              <w:jc w:val="left"/>
+              <w:rPr>
+                <w:rFonts w:hint="default" w:ascii="宋体" w:hAnsi="宋体" w:eastAsia="宋体" w:cs="宋体"/>
+                <w:kern w:val="0"/>
+                <w:sz w:val="18"/>
+                <w:szCs w:val="18"/>
+                <w:lang w:val="en-US" w:eastAsia="zh-CN" w:bidi="ar"/>
+              </w:rPr>
+            </w:pPr>
+            <w:r>
+              <w:rPr>
+                <w:rFonts w:hint="default" w:ascii="宋体" w:hAnsi="宋体" w:eastAsia="宋体" w:cs="宋体"/>
+                <w:kern w:val="0"/>
+                <w:sz w:val="18"/>
+                <w:szCs w:val="18"/>
+                <w:lang w:val="en-US" w:eastAsia="zh-CN" w:bidi="ar"/>
+              </w:rPr>
+              <w:t>{{seal_number1}}</w:t>
+            </w:r>
+          </w:p>
+          <w:p>
+            <w:pPr>
               <w:pStyle w:val="8"/>
               <w:spacing w:line="172" w:lineRule="exact"/>
-              <w:rPr>
+              <w:ind w:firstLine="75" w:firstLineChars="50"/>
+              <w:rPr>
+                <w:rFonts w:hint="default" w:eastAsia="宋体"/>
                 <w:sz w:val="15"/>
-              </w:rPr>
-            </w:pPr>
-            <w:bookmarkStart w:id="0" w:name="_GoBack"/>
-            <w:bookmarkEnd w:id="0"/>
+                <w:lang w:val="en-US" w:eastAsia="zh-CN"/>
+              </w:rPr>
+            </w:pPr>
+            <w:r>
+              <w:rPr>
+                <w:rFonts w:hint="default" w:eastAsia="宋体"/>
+                <w:sz w:val="15"/>
+                <w:lang w:val="en-US" w:eastAsia="zh-CN"/>
+              </w:rPr>
+              <w:t>{{container_weight1}}</w:t>
+            </w:r>
+          </w:p>
+          <w:p>
+            <w:pPr>
+              <w:pStyle w:val="8"/>
+              <w:spacing w:line="172" w:lineRule="exact"/>
+              <w:ind w:firstLine="75" w:firstLineChars="50"/>
+              <w:rPr>
+                <w:rFonts w:hint="default" w:eastAsia="宋体"/>
+                <w:sz w:val="15"/>
+                <w:lang w:val="en-US" w:eastAsia="zh-CN"/>
+              </w:rPr>
+            </w:pPr>
+            <w:r>
+              <w:rPr>
+                <w:rFonts w:hint="default" w:eastAsia="宋体"/>
+                <w:sz w:val="15"/>
+                <w:lang w:val="en-US" w:eastAsia="zh-CN"/>
+              </w:rPr>
+              <w:t>{{VGM</w:t>
+            </w:r>
+            <w:r>
+              <w:rPr>
+                <w:rFonts w:hint="eastAsia" w:eastAsia="宋体"/>
+                <w:sz w:val="15"/>
+                <w:lang w:val="en-US" w:eastAsia="zh-CN"/>
+              </w:rPr>
+              <w:t>1</w:t>
+            </w:r>
+            <w:r>
+              <w:rPr>
+                <w:rFonts w:hint="default" w:eastAsia="宋体"/>
+                <w:sz w:val="15"/>
+                <w:lang w:val="en-US" w:eastAsia="zh-CN"/>
+              </w:rPr>
+              <w:t>}}</w:t>
+            </w:r>
+          </w:p>
+          <w:p>
+            <w:pPr>
+              <w:pStyle w:val="8"/>
+              <w:spacing w:line="172" w:lineRule="exact"/>
+              <w:ind w:firstLine="75" w:firstLineChars="50"/>
+              <w:rPr>
+                <w:rFonts w:hint="default" w:eastAsia="宋体"/>
+                <w:sz w:val="15"/>
+                <w:lang w:val="en-US" w:eastAsia="zh-CN"/>
+              </w:rPr>
+            </w:pPr>
           </w:p>
         </w:tc>
         <w:tc>
@@ -2599,19 +2725,31 @@
               <w:keepLines w:val="0"/>
               <w:widowControl/>
               <w:suppressLineNumbers w:val="0"/>
-              <w:ind w:firstLine="240" w:firstLineChars="100"/>
+              <w:ind w:firstLine="180" w:firstLineChars="100"/>
               <w:jc w:val="left"/>
               <w:rPr>
                 <w:rFonts w:hint="default"/>
+                <w:sz w:val="18"/>
+                <w:szCs w:val="18"/>
                 <w:lang w:val="en-US"/>
               </w:rPr>
             </w:pPr>
             <w:r>
               <w:rPr>
+                <w:rFonts w:hint="default" w:ascii="宋体" w:hAnsi="宋体" w:eastAsia="宋体" w:cs="宋体"/>
+                <w:kern w:val="0"/>
+                <w:sz w:val="18"/>
+                <w:szCs w:val="18"/>
+                <w:lang w:val="en-US" w:eastAsia="zh-CN" w:bidi="ar"/>
+              </w:rPr>
+              <w:t>{{</w:t>
+            </w:r>
+            <w:r>
+              <w:rPr>
                 <w:rFonts w:ascii="宋体" w:hAnsi="宋体" w:eastAsia="宋体" w:cs="宋体"/>
                 <w:kern w:val="0"/>
-                <w:sz w:val="24"/>
-                <w:szCs w:val="24"/>
+                <w:sz w:val="18"/>
+                <w:szCs w:val="18"/>
                 <w:lang w:val="en-US" w:eastAsia="zh-CN" w:bidi="ar"/>
               </w:rPr>
               <w:t>freight_term</w:t>
@@ -2620,11 +2758,21 @@
               <w:rPr>
                 <w:rFonts w:hint="eastAsia" w:ascii="宋体" w:hAnsi="宋体" w:eastAsia="宋体" w:cs="宋体"/>
                 <w:kern w:val="0"/>
-                <w:sz w:val="24"/>
-                <w:szCs w:val="24"/>
+                <w:sz w:val="18"/>
+                <w:szCs w:val="18"/>
                 <w:lang w:val="en-US" w:eastAsia="zh-CN" w:bidi="ar"/>
               </w:rPr>
               <w:t>1</w:t>
+            </w:r>
+            <w:r>
+              <w:rPr>
+                <w:rFonts w:hint="default" w:ascii="宋体" w:hAnsi="宋体" w:eastAsia="宋体" w:cs="宋体"/>
+                <w:kern w:val="0"/>
+                <w:sz w:val="18"/>
+                <w:szCs w:val="18"/>
+                <w:lang w:val="en-US" w:eastAsia="zh-CN" w:bidi="ar"/>
+              </w:rPr>
+              <w:t>}}</w:t>
             </w:r>
           </w:p>
           <w:p>
@@ -2679,19 +2827,7 @@
             <w:pPr>
               <w:pStyle w:val="8"/>
               <w:spacing w:line="190" w:lineRule="exact"/>
-              <w:ind w:left="101"/>
-              <w:rPr>
-                <w:b/>
-                <w:spacing w:val="-4"/>
-                <w:sz w:val="17"/>
-              </w:rPr>
-            </w:pPr>
-          </w:p>
-          <w:p>
-            <w:pPr>
-              <w:pStyle w:val="8"/>
-              <w:spacing w:line="190" w:lineRule="exact"/>
-              <w:ind w:left="101"/>
+              <w:ind w:left="0" w:leftChars="0" w:firstLine="162" w:firstLineChars="100"/>
               <w:rPr>
                 <w:rFonts w:hint="default" w:eastAsia="宋体"/>
                 <w:b/>
@@ -2775,40 +2911,16 @@
             <w:pPr>
               <w:pStyle w:val="8"/>
               <w:spacing w:line="190" w:lineRule="exact"/>
-              <w:ind w:left="0" w:right="1"/>
-              <w:jc w:val="center"/>
-              <w:rPr>
+              <w:ind w:left="0" w:right="1" w:firstLine="258" w:firstLineChars="150"/>
+              <w:jc w:val="both"/>
+              <w:rPr>
+                <w:rFonts w:hint="default" w:eastAsia="宋体"/>
                 <w:b/>
                 <w:spacing w:val="-4"/>
                 <w:sz w:val="17"/>
-              </w:rPr>
-            </w:pPr>
-          </w:p>
-          <w:p>
-            <w:pPr>
-              <w:pStyle w:val="8"/>
-              <w:spacing w:line="190" w:lineRule="exact"/>
-              <w:ind w:left="0" w:right="1"/>
-              <w:jc w:val="center"/>
-              <w:rPr>
-                <w:rFonts w:hint="default" w:eastAsia="宋体"/>
-                <w:b/>
-                <w:spacing w:val="-4"/>
-                <w:sz w:val="17"/>
                 <w:lang w:val="en-US" w:eastAsia="zh-CN"/>
               </w:rPr>
             </w:pPr>
-            <w:r>
-              <w:rPr>
-                <w:rFonts w:hint="eastAsia"/>
-                <w:b w:val="0"/>
-                <w:bCs/>
-                <w:spacing w:val="-4"/>
-                <w:sz w:val="18"/>
-                <w:szCs w:val="18"/>
-              </w:rPr>
-              <w:t xml:space="preserve"> </w:t>
-            </w:r>
             <w:r>
               <w:rPr>
                 <w:rFonts w:hint="default"/>
@@ -2887,21 +2999,8 @@
             <w:pPr>
               <w:pStyle w:val="8"/>
               <w:spacing w:line="190" w:lineRule="exact"/>
-              <w:ind w:left="0"/>
+              <w:ind w:left="0" w:firstLine="264" w:firstLineChars="150"/>
               <w:jc w:val="both"/>
-              <w:rPr>
-                <w:b/>
-                <w:spacing w:val="-2"/>
-                <w:sz w:val="17"/>
-              </w:rPr>
-            </w:pPr>
-          </w:p>
-          <w:p>
-            <w:pPr>
-              <w:pStyle w:val="8"/>
-              <w:spacing w:line="190" w:lineRule="exact"/>
-              <w:ind w:left="0"/>
-              <w:jc w:val="center"/>
               <w:rPr>
                 <w:rFonts w:hint="default" w:eastAsia="宋体"/>
                 <w:b/>
@@ -2998,7 +3097,8 @@
             <w:r>
               <w:rPr>
                 <w:rFonts w:hint="default"/>
-                <w:sz w:val="19"/>
+                <w:sz w:val="18"/>
+                <w:szCs w:val="18"/>
                 <w:lang w:val="en-US"/>
               </w:rPr>
               <w:t>{{collect_type1}}</w:t>
@@ -3326,7 +3426,8 @@
                 <w:b w:val="0"/>
                 <w:bCs/>
                 <w:spacing w:val="-5"/>
-                <w:sz w:val="17"/>
+                <w:sz w:val="18"/>
+                <w:szCs w:val="18"/>
                 <w:lang w:val="en-US"/>
               </w:rPr>
               <w:t>{{</w:t>
@@ -3337,7 +3438,8 @@
                 <w:b w:val="0"/>
                 <w:bCs/>
                 <w:spacing w:val="-5"/>
-                <w:sz w:val="17"/>
+                <w:sz w:val="18"/>
+                <w:szCs w:val="18"/>
               </w:rPr>
               <w:t>payable_at</w:t>
             </w:r>
@@ -3347,7 +3449,8 @@
                 <w:b w:val="0"/>
                 <w:bCs/>
                 <w:spacing w:val="-5"/>
-                <w:sz w:val="17"/>
+                <w:sz w:val="18"/>
+                <w:szCs w:val="18"/>
                 <w:lang w:val="en-US" w:eastAsia="zh-CN"/>
               </w:rPr>
               <w:t>1</w:t>
@@ -3358,7 +3461,8 @@
                 <w:b w:val="0"/>
                 <w:bCs/>
                 <w:spacing w:val="-5"/>
-                <w:sz w:val="17"/>
+                <w:sz w:val="18"/>
+                <w:szCs w:val="18"/>
                 <w:lang w:val="en-US" w:eastAsia="zh-CN"/>
               </w:rPr>
               <w:t>}}</w:t>

--- a/ruoyi-system/src/main/resources/templates/bill_of_lading.docx
+++ b/ruoyi-system/src/main/resources/templates/bill_of_lading.docx
@@ -159,11 +159,12 @@
             </w:r>
             <w:r>
               <w:rPr>
-                <w:rFonts w:hint="eastAsia" w:eastAsia="宋体"/>
-                <w:sz w:val="19"/>
+                <w:rFonts w:hint="eastAsia" w:ascii="Songti SC Regular" w:hAnsi="Songti SC Regular" w:eastAsia="Songti SC Regular" w:cs="Songti SC Regular"/>
+                <w:sz w:val="18"/>
+                <w:szCs w:val="18"/>
                 <w:lang w:val="en-US" w:eastAsia="zh-CN"/>
               </w:rPr>
-              <w:t>shipper</w:t>
+              <w:t>shipper1</w:t>
             </w:r>
             <w:r>
               <w:rPr>
@@ -171,7 +172,7 @@
                 <w:sz w:val="19"/>
                 <w:lang w:val="en-US" w:eastAsia="zh-CN"/>
               </w:rPr>
-              <w:t>1}}</w:t>
+              <w:t>}}</w:t>
             </w:r>
           </w:p>
         </w:tc>
@@ -219,6 +220,7 @@
               <w:keepLines w:val="0"/>
               <w:widowControl/>
               <w:suppressLineNumbers w:val="0"/>
+              <w:ind w:firstLine="90" w:firstLineChars="50"/>
               <w:jc w:val="left"/>
               <w:rPr>
                 <w:rFonts w:hint="default"/>
@@ -227,43 +229,13 @@
             </w:pPr>
             <w:r>
               <w:rPr>
-                <w:rFonts w:hint="default" w:ascii="宋体" w:hAnsi="宋体" w:eastAsia="宋体" w:cs="宋体"/>
-                <w:kern w:val="0"/>
-                <w:sz w:val="24"/>
-                <w:szCs w:val="24"/>
-                <w:lang w:val="en-US" w:eastAsia="zh-CN" w:bidi="ar"/>
-              </w:rPr>
-              <w:t>{{</w:t>
-            </w:r>
-            <w:r>
-              <w:rPr>
-                <w:rFonts w:ascii="宋体" w:hAnsi="宋体" w:eastAsia="宋体" w:cs="宋体"/>
-                <w:kern w:val="0"/>
-                <w:sz w:val="24"/>
-                <w:szCs w:val="24"/>
-                <w:lang w:val="en-US" w:eastAsia="zh-CN" w:bidi="ar"/>
-              </w:rPr>
-              <w:t>doc_no</w:t>
-            </w:r>
-            <w:r>
-              <w:rPr>
-                <w:rFonts w:hint="eastAsia" w:ascii="宋体" w:hAnsi="宋体" w:eastAsia="宋体" w:cs="宋体"/>
-                <w:kern w:val="0"/>
-                <w:sz w:val="24"/>
-                <w:szCs w:val="24"/>
-                <w:lang w:val="en-US" w:eastAsia="zh-CN" w:bidi="ar"/>
-              </w:rPr>
-              <w:t>1</w:t>
-            </w:r>
-            <w:r>
-              <w:rPr>
-                <w:rFonts w:hint="default" w:ascii="宋体" w:hAnsi="宋体" w:eastAsia="宋体" w:cs="宋体"/>
-                <w:kern w:val="0"/>
-                <w:sz w:val="24"/>
-                <w:szCs w:val="24"/>
-                <w:lang w:val="en-US" w:eastAsia="zh-CN" w:bidi="ar"/>
-              </w:rPr>
-              <w:t>}}</w:t>
+                <w:rFonts w:hint="eastAsia" w:ascii="Songti SC Regular" w:hAnsi="Songti SC Regular" w:eastAsia="Songti SC Regular" w:cs="Songti SC Regular"/>
+                <w:kern w:val="0"/>
+                <w:sz w:val="18"/>
+                <w:szCs w:val="18"/>
+                <w:lang w:val="en-US" w:eastAsia="zh-CN" w:bidi="ar"/>
+              </w:rPr>
+              <w:t>{{doc_no1}}</w:t>
             </w:r>
           </w:p>
           <w:p>
@@ -312,9 +284,12 @@
               <w:keepLines w:val="0"/>
               <w:widowControl/>
               <w:suppressLineNumbers w:val="0"/>
+              <w:ind w:firstLine="90" w:firstLineChars="50"/>
               <w:jc w:val="left"/>
               <w:rPr>
                 <w:rFonts w:hint="default"/>
+                <w:sz w:val="18"/>
+                <w:szCs w:val="18"/>
                 <w:lang w:val="en-US"/>
               </w:rPr>
             </w:pPr>
@@ -322,8 +297,8 @@
               <w:rPr>
                 <w:rFonts w:hint="default" w:ascii="宋体" w:hAnsi="宋体" w:eastAsia="宋体" w:cs="宋体"/>
                 <w:kern w:val="0"/>
-                <w:sz w:val="24"/>
-                <w:szCs w:val="24"/>
+                <w:sz w:val="18"/>
+                <w:szCs w:val="18"/>
                 <w:lang w:val="en-US" w:eastAsia="zh-CN" w:bidi="ar"/>
               </w:rPr>
               <w:t>{{</w:t>
@@ -332,8 +307,8 @@
               <w:rPr>
                 <w:rFonts w:ascii="宋体" w:hAnsi="宋体" w:eastAsia="宋体" w:cs="宋体"/>
                 <w:kern w:val="0"/>
-                <w:sz w:val="24"/>
-                <w:szCs w:val="24"/>
+                <w:sz w:val="18"/>
+                <w:szCs w:val="18"/>
                 <w:lang w:val="en-US" w:eastAsia="zh-CN" w:bidi="ar"/>
               </w:rPr>
               <w:t>booking_no</w:t>
@@ -342,8 +317,8 @@
               <w:rPr>
                 <w:rFonts w:hint="eastAsia" w:ascii="宋体" w:hAnsi="宋体" w:eastAsia="宋体" w:cs="宋体"/>
                 <w:kern w:val="0"/>
-                <w:sz w:val="24"/>
-                <w:szCs w:val="24"/>
+                <w:sz w:val="18"/>
+                <w:szCs w:val="18"/>
                 <w:lang w:val="en-US" w:eastAsia="zh-CN" w:bidi="ar"/>
               </w:rPr>
               <w:t>1</w:t>
@@ -352,8 +327,8 @@
               <w:rPr>
                 <w:rFonts w:hint="default" w:ascii="宋体" w:hAnsi="宋体" w:eastAsia="宋体" w:cs="宋体"/>
                 <w:kern w:val="0"/>
-                <w:sz w:val="24"/>
-                <w:szCs w:val="24"/>
+                <w:sz w:val="18"/>
+                <w:szCs w:val="18"/>
                 <w:lang w:val="en-US" w:eastAsia="zh-CN" w:bidi="ar"/>
               </w:rPr>
               <w:t>}}</w:t>
@@ -409,9 +384,12 @@
               <w:keepLines w:val="0"/>
               <w:widowControl/>
               <w:suppressLineNumbers w:val="0"/>
+              <w:ind w:firstLine="90" w:firstLineChars="50"/>
               <w:jc w:val="left"/>
               <w:rPr>
                 <w:rFonts w:hint="default"/>
+                <w:sz w:val="18"/>
+                <w:szCs w:val="18"/>
                 <w:lang w:val="en-US"/>
               </w:rPr>
             </w:pPr>
@@ -419,8 +397,8 @@
               <w:rPr>
                 <w:rFonts w:hint="default" w:ascii="宋体" w:hAnsi="宋体" w:eastAsia="宋体" w:cs="宋体"/>
                 <w:kern w:val="0"/>
-                <w:sz w:val="24"/>
-                <w:szCs w:val="24"/>
+                <w:sz w:val="18"/>
+                <w:szCs w:val="18"/>
                 <w:lang w:val="en-US" w:eastAsia="zh-CN" w:bidi="ar"/>
               </w:rPr>
               <w:t>{{</w:t>
@@ -429,8 +407,8 @@
               <w:rPr>
                 <w:rFonts w:ascii="宋体" w:hAnsi="宋体" w:eastAsia="宋体" w:cs="宋体"/>
                 <w:kern w:val="0"/>
-                <w:sz w:val="24"/>
-                <w:szCs w:val="24"/>
+                <w:sz w:val="18"/>
+                <w:szCs w:val="18"/>
                 <w:lang w:val="en-US" w:eastAsia="zh-CN" w:bidi="ar"/>
               </w:rPr>
               <w:t>serial_no</w:t>
@@ -439,8 +417,8 @@
               <w:rPr>
                 <w:rFonts w:hint="eastAsia" w:ascii="宋体" w:hAnsi="宋体" w:eastAsia="宋体" w:cs="宋体"/>
                 <w:kern w:val="0"/>
-                <w:sz w:val="24"/>
-                <w:szCs w:val="24"/>
+                <w:sz w:val="18"/>
+                <w:szCs w:val="18"/>
                 <w:lang w:val="en-US" w:eastAsia="zh-CN" w:bidi="ar"/>
               </w:rPr>
               <w:t>1</w:t>
@@ -449,8 +427,8 @@
               <w:rPr>
                 <w:rFonts w:hint="default" w:ascii="宋体" w:hAnsi="宋体" w:eastAsia="宋体" w:cs="宋体"/>
                 <w:kern w:val="0"/>
-                <w:sz w:val="24"/>
-                <w:szCs w:val="24"/>
+                <w:sz w:val="18"/>
+                <w:szCs w:val="18"/>
                 <w:lang w:val="en-US" w:eastAsia="zh-CN" w:bidi="ar"/>
               </w:rPr>
               <w:t>}}</w:t>
@@ -617,10 +595,12 @@
               <w:keepLines w:val="0"/>
               <w:widowControl/>
               <w:suppressLineNumbers w:val="0"/>
-              <w:ind w:firstLine="120" w:firstLineChars="50"/>
+              <w:ind w:firstLine="90" w:firstLineChars="50"/>
               <w:jc w:val="left"/>
               <w:rPr>
                 <w:rFonts w:hint="default"/>
+                <w:sz w:val="18"/>
+                <w:szCs w:val="18"/>
                 <w:lang w:val="en-US"/>
               </w:rPr>
             </w:pPr>
@@ -628,8 +608,8 @@
               <w:rPr>
                 <w:rFonts w:hint="default" w:ascii="宋体" w:hAnsi="宋体" w:eastAsia="宋体" w:cs="宋体"/>
                 <w:kern w:val="0"/>
-                <w:sz w:val="24"/>
-                <w:szCs w:val="24"/>
+                <w:sz w:val="18"/>
+                <w:szCs w:val="18"/>
                 <w:lang w:val="en-US" w:eastAsia="zh-CN" w:bidi="ar"/>
               </w:rPr>
               <w:t>{{</w:t>
@@ -638,8 +618,8 @@
               <w:rPr>
                 <w:rFonts w:ascii="宋体" w:hAnsi="宋体" w:eastAsia="宋体" w:cs="宋体"/>
                 <w:kern w:val="0"/>
-                <w:sz w:val="24"/>
-                <w:szCs w:val="24"/>
+                <w:sz w:val="18"/>
+                <w:szCs w:val="18"/>
                 <w:lang w:val="en-US" w:eastAsia="zh-CN" w:bidi="ar"/>
               </w:rPr>
               <w:t>delivery_agent</w:t>
@@ -648,8 +628,8 @@
               <w:rPr>
                 <w:rFonts w:hint="eastAsia" w:ascii="宋体" w:hAnsi="宋体" w:eastAsia="宋体" w:cs="宋体"/>
                 <w:kern w:val="0"/>
-                <w:sz w:val="24"/>
-                <w:szCs w:val="24"/>
+                <w:sz w:val="18"/>
+                <w:szCs w:val="18"/>
                 <w:lang w:val="en-US" w:eastAsia="zh-CN" w:bidi="ar"/>
               </w:rPr>
               <w:t>1</w:t>
@@ -658,8 +638,8 @@
               <w:rPr>
                 <w:rFonts w:hint="default" w:ascii="宋体" w:hAnsi="宋体" w:eastAsia="宋体" w:cs="宋体"/>
                 <w:kern w:val="0"/>
-                <w:sz w:val="24"/>
-                <w:szCs w:val="24"/>
+                <w:sz w:val="18"/>
+                <w:szCs w:val="18"/>
                 <w:lang w:val="en-US" w:eastAsia="zh-CN" w:bidi="ar"/>
               </w:rPr>
               <w:t>}}</w:t>
@@ -673,8 +653,6 @@
                 <w:sz w:val="19"/>
               </w:rPr>
             </w:pPr>
-            <w:bookmarkStart w:id="0" w:name="_GoBack"/>
-            <w:bookmarkEnd w:id="0"/>
           </w:p>
         </w:tc>
       </w:tr>
@@ -728,11 +706,12 @@
             </w:r>
             <w:r>
               <w:rPr>
-                <w:rFonts w:hint="eastAsia" w:eastAsia="宋体"/>
-                <w:sz w:val="19"/>
+                <w:rFonts w:hint="eastAsia" w:ascii="Songti SC Regular" w:hAnsi="Songti SC Regular" w:eastAsia="Songti SC Regular" w:cs="Songti SC Regular"/>
+                <w:sz w:val="18"/>
+                <w:szCs w:val="18"/>
                 <w:lang w:val="en-US" w:eastAsia="zh-CN"/>
               </w:rPr>
-              <w:t>consignee</w:t>
+              <w:t>consignee1</w:t>
             </w:r>
             <w:r>
               <w:rPr>
@@ -740,7 +719,7 @@
                 <w:sz w:val="19"/>
                 <w:lang w:val="en-US" w:eastAsia="zh-CN"/>
               </w:rPr>
-              <w:t>1}}</w:t>
+              <w:t>}}</w:t>
             </w:r>
           </w:p>
         </w:tc>
@@ -968,15 +947,34 @@
                 <w:sz w:val="19"/>
                 <w:lang w:val="en-US" w:eastAsia="zh-CN"/>
               </w:rPr>
-              <w:t>{{</w:t>
+              <w:t>{</w:t>
+            </w:r>
+            <w:r>
+              <w:rPr>
+                <w:rFonts w:hint="default" w:eastAsia="宋体"/>
+                <w:sz w:val="18"/>
+                <w:szCs w:val="18"/>
+                <w:lang w:val="en-US" w:eastAsia="zh-CN"/>
+              </w:rPr>
+              <w:t>{</w:t>
             </w:r>
             <w:r>
               <w:rPr>
                 <w:rFonts w:hint="eastAsia" w:eastAsia="宋体"/>
-                <w:sz w:val="19"/>
+                <w:sz w:val="18"/>
+                <w:szCs w:val="18"/>
                 <w:lang w:val="en-US" w:eastAsia="zh-CN"/>
               </w:rPr>
               <w:t>notify</w:t>
+            </w:r>
+            <w:r>
+              <w:rPr>
+                <w:rFonts w:hint="default" w:eastAsia="宋体"/>
+                <w:sz w:val="18"/>
+                <w:szCs w:val="18"/>
+                <w:lang w:val="en-US" w:eastAsia="zh-CN"/>
+              </w:rPr>
+              <w:t>_party1}</w:t>
             </w:r>
             <w:r>
               <w:rPr>
@@ -984,7 +982,7 @@
                 <w:sz w:val="19"/>
                 <w:lang w:val="en-US" w:eastAsia="zh-CN"/>
               </w:rPr>
-              <w:t>_party1}}</w:t>
+              <w:t>}</w:t>
             </w:r>
           </w:p>
         </w:tc>
@@ -1223,6 +1221,7 @@
               <w:keepLines w:val="0"/>
               <w:widowControl/>
               <w:suppressLineNumbers w:val="0"/>
+              <w:ind w:firstLine="90" w:firstLineChars="50"/>
               <w:jc w:val="left"/>
               <w:rPr>
                 <w:rFonts w:hint="default"/>
@@ -1359,11 +1358,12 @@
               <w:keepLines w:val="0"/>
               <w:widowControl/>
               <w:suppressLineNumbers w:val="0"/>
+              <w:ind w:firstLine="75" w:firstLineChars="50"/>
               <w:jc w:val="left"/>
               <w:rPr>
                 <w:rFonts w:hint="default"/>
-                <w:sz w:val="18"/>
-                <w:szCs w:val="18"/>
+                <w:sz w:val="15"/>
+                <w:szCs w:val="15"/>
                 <w:lang w:val="en-US"/>
               </w:rPr>
             </w:pPr>
@@ -1371,8 +1371,8 @@
               <w:rPr>
                 <w:rFonts w:hint="default" w:ascii="宋体" w:hAnsi="宋体" w:eastAsia="宋体" w:cs="宋体"/>
                 <w:kern w:val="0"/>
-                <w:sz w:val="18"/>
-                <w:szCs w:val="18"/>
+                <w:sz w:val="15"/>
+                <w:szCs w:val="15"/>
                 <w:lang w:val="en-US" w:eastAsia="zh-CN" w:bidi="ar"/>
               </w:rPr>
               <w:t>{{</w:t>
@@ -1381,8 +1381,8 @@
               <w:rPr>
                 <w:rFonts w:ascii="宋体" w:hAnsi="宋体" w:eastAsia="宋体" w:cs="宋体"/>
                 <w:kern w:val="0"/>
-                <w:sz w:val="18"/>
-                <w:szCs w:val="18"/>
+                <w:sz w:val="15"/>
+                <w:szCs w:val="15"/>
                 <w:lang w:val="en-US" w:eastAsia="zh-CN" w:bidi="ar"/>
               </w:rPr>
               <w:t>vessel_voyage</w:t>
@@ -1391,8 +1391,8 @@
               <w:rPr>
                 <w:rFonts w:hint="eastAsia" w:ascii="宋体" w:hAnsi="宋体" w:eastAsia="宋体" w:cs="宋体"/>
                 <w:kern w:val="0"/>
-                <w:sz w:val="18"/>
-                <w:szCs w:val="18"/>
+                <w:sz w:val="15"/>
+                <w:szCs w:val="15"/>
                 <w:lang w:val="en-US" w:eastAsia="zh-CN" w:bidi="ar"/>
               </w:rPr>
               <w:t>1</w:t>
@@ -1401,8 +1401,8 @@
               <w:rPr>
                 <w:rFonts w:hint="default" w:ascii="宋体" w:hAnsi="宋体" w:eastAsia="宋体" w:cs="宋体"/>
                 <w:kern w:val="0"/>
-                <w:sz w:val="18"/>
-                <w:szCs w:val="18"/>
+                <w:sz w:val="15"/>
+                <w:szCs w:val="15"/>
                 <w:lang w:val="en-US" w:eastAsia="zh-CN" w:bidi="ar"/>
               </w:rPr>
               <w:t>}}</w:t>
@@ -1477,6 +1477,7 @@
               <w:keepLines w:val="0"/>
               <w:widowControl/>
               <w:suppressLineNumbers w:val="0"/>
+              <w:ind w:firstLine="90" w:firstLineChars="50"/>
               <w:jc w:val="left"/>
               <w:rPr>
                 <w:rFonts w:hint="default"/>
@@ -1622,6 +1623,7 @@
               <w:keepLines w:val="0"/>
               <w:widowControl/>
               <w:suppressLineNumbers w:val="0"/>
+              <w:ind w:firstLine="90" w:firstLineChars="50"/>
               <w:jc w:val="left"/>
               <w:rPr>
                 <w:rFonts w:hint="default"/>
@@ -1749,6 +1751,7 @@
               <w:keepLines w:val="0"/>
               <w:widowControl/>
               <w:suppressLineNumbers w:val="0"/>
+              <w:ind w:firstLine="90" w:firstLineChars="50"/>
               <w:jc w:val="left"/>
               <w:rPr>
                 <w:rFonts w:hint="default"/>
@@ -2176,56 +2179,6 @@
                 <w:lang w:val="en-US" w:eastAsia="zh-CN" w:bidi="ar"/>
               </w:rPr>
             </w:pPr>
-            <w:r>
-              <w:rPr>
-                <w:rFonts w:hint="default" w:ascii="宋体" w:hAnsi="宋体" w:eastAsia="宋体" w:cs="宋体"/>
-                <w:kern w:val="0"/>
-                <w:sz w:val="18"/>
-                <w:szCs w:val="18"/>
-                <w:lang w:val="en-US" w:eastAsia="zh-CN" w:bidi="ar"/>
-              </w:rPr>
-              <w:t>{{</w:t>
-            </w:r>
-            <w:r>
-              <w:rPr>
-                <w:rFonts w:ascii="宋体" w:hAnsi="宋体" w:eastAsia="宋体" w:cs="宋体"/>
-                <w:kern w:val="0"/>
-                <w:sz w:val="18"/>
-                <w:szCs w:val="18"/>
-                <w:lang w:val="en-US" w:eastAsia="zh-CN" w:bidi="ar"/>
-              </w:rPr>
-              <w:t>container_</w:t>
-            </w:r>
-            <w:r>
-              <w:rPr>
-                <w:rFonts w:hint="default" w:ascii="宋体" w:hAnsi="宋体" w:eastAsia="宋体" w:cs="宋体"/>
-                <w:kern w:val="0"/>
-                <w:sz w:val="18"/>
-                <w:szCs w:val="18"/>
-                <w:lang w:val="en-US" w:eastAsia="zh-CN" w:bidi="ar"/>
-              </w:rPr>
-              <w:t>number</w:t>
-            </w:r>
-            <w:r>
-              <w:rPr>
-                <w:rFonts w:hint="eastAsia" w:ascii="宋体" w:hAnsi="宋体" w:eastAsia="宋体" w:cs="宋体"/>
-                <w:kern w:val="0"/>
-                <w:sz w:val="18"/>
-                <w:szCs w:val="18"/>
-                <w:lang w:val="en-US" w:eastAsia="zh-CN" w:bidi="ar"/>
-              </w:rPr>
-              <w:t>1</w:t>
-            </w:r>
-            <w:r>
-              <w:rPr>
-                <w:rFonts w:hint="default" w:ascii="宋体" w:hAnsi="宋体" w:eastAsia="宋体" w:cs="宋体"/>
-                <w:kern w:val="0"/>
-                <w:sz w:val="18"/>
-                <w:szCs w:val="18"/>
-                <w:lang w:val="en-US" w:eastAsia="zh-CN" w:bidi="ar"/>
-              </w:rPr>
-              <w:t>}}</w:t>
-            </w:r>
           </w:p>
           <w:p>
             <w:pPr>
@@ -2233,81 +2186,105 @@
               <w:keepLines w:val="0"/>
               <w:widowControl/>
               <w:suppressLineNumbers w:val="0"/>
-              <w:ind w:firstLine="180" w:firstLineChars="100"/>
+              <w:ind w:firstLine="270" w:firstLineChars="150"/>
               <w:jc w:val="left"/>
               <w:rPr>
-                <w:rFonts w:hint="default" w:ascii="宋体" w:hAnsi="宋体" w:eastAsia="宋体" w:cs="宋体"/>
-                <w:kern w:val="0"/>
-                <w:sz w:val="18"/>
-                <w:szCs w:val="18"/>
-                <w:lang w:val="en-US" w:eastAsia="zh-CN" w:bidi="ar"/>
-              </w:rPr>
-            </w:pPr>
-            <w:r>
-              <w:rPr>
-                <w:rFonts w:hint="default" w:ascii="宋体" w:hAnsi="宋体" w:eastAsia="宋体" w:cs="宋体"/>
-                <w:kern w:val="0"/>
-                <w:sz w:val="18"/>
-                <w:szCs w:val="18"/>
-                <w:lang w:val="en-US" w:eastAsia="zh-CN" w:bidi="ar"/>
-              </w:rPr>
-              <w:t>{{seal_number1}}</w:t>
+                <w:rFonts w:hint="eastAsia" w:ascii="Songti SC Regular" w:hAnsi="Songti SC Regular" w:eastAsia="Songti SC Regular" w:cs="Songti SC Regular"/>
+                <w:kern w:val="0"/>
+                <w:sz w:val="18"/>
+                <w:szCs w:val="18"/>
+                <w:lang w:val="en-US" w:eastAsia="zh-CN" w:bidi="ar"/>
+              </w:rPr>
+            </w:pPr>
+            <w:r>
+              <w:rPr>
+                <w:rFonts w:hint="eastAsia" w:ascii="Songti SC Regular" w:hAnsi="Songti SC Regular" w:eastAsia="Songti SC Regular" w:cs="Songti SC Regular"/>
+                <w:kern w:val="0"/>
+                <w:sz w:val="18"/>
+                <w:szCs w:val="18"/>
+                <w:lang w:val="en-US" w:eastAsia="zh-CN" w:bidi="ar"/>
+              </w:rPr>
+              <w:t>{{marks1}}</w:t>
+            </w:r>
+          </w:p>
+          <w:p>
+            <w:pPr>
+              <w:keepNext w:val="0"/>
+              <w:keepLines w:val="0"/>
+              <w:widowControl/>
+              <w:suppressLineNumbers w:val="0"/>
+              <w:ind w:left="178" w:leftChars="81" w:firstLine="0" w:firstLineChars="0"/>
+              <w:jc w:val="left"/>
+              <w:rPr>
+                <w:rFonts w:hint="eastAsia" w:ascii="Songti SC Regular" w:hAnsi="Songti SC Regular" w:eastAsia="Songti SC Regular" w:cs="Songti SC Regular"/>
+                <w:kern w:val="0"/>
+                <w:sz w:val="18"/>
+                <w:szCs w:val="18"/>
+                <w:lang w:val="en-US" w:eastAsia="zh-CN" w:bidi="ar"/>
+              </w:rPr>
+            </w:pPr>
+            <w:r>
+              <w:rPr>
+                <w:rFonts w:hint="eastAsia" w:ascii="Songti SC Regular" w:hAnsi="Songti SC Regular" w:eastAsia="Songti SC Regular" w:cs="Songti SC Regular"/>
+                <w:kern w:val="0"/>
+                <w:sz w:val="18"/>
+                <w:szCs w:val="18"/>
+                <w:lang w:val="en-US" w:eastAsia="zh-CN" w:bidi="ar"/>
+              </w:rPr>
+              <w:t>{{container_number1}}/{{seal_number1}}</w:t>
             </w:r>
           </w:p>
           <w:p>
             <w:pPr>
               <w:pStyle w:val="8"/>
               <w:spacing w:line="172" w:lineRule="exact"/>
-              <w:ind w:firstLine="75" w:firstLineChars="50"/>
-              <w:rPr>
-                <w:rFonts w:hint="default" w:eastAsia="宋体"/>
-                <w:sz w:val="15"/>
+              <w:ind w:firstLine="90" w:firstLineChars="50"/>
+              <w:rPr>
+                <w:rFonts w:hint="default" w:ascii="Songti SC Regular" w:hAnsi="Songti SC Regular" w:eastAsia="Songti SC Regular" w:cs="Songti SC Regular"/>
+                <w:sz w:val="18"/>
+                <w:szCs w:val="18"/>
                 <w:lang w:val="en-US" w:eastAsia="zh-CN"/>
               </w:rPr>
             </w:pPr>
             <w:r>
               <w:rPr>
-                <w:rFonts w:hint="default" w:eastAsia="宋体"/>
-                <w:sz w:val="15"/>
+                <w:rFonts w:hint="eastAsia" w:ascii="Songti SC Regular" w:hAnsi="Songti SC Regular" w:eastAsia="Songti SC Regular" w:cs="Songti SC Regular"/>
+                <w:sz w:val="18"/>
+                <w:szCs w:val="18"/>
                 <w:lang w:val="en-US" w:eastAsia="zh-CN"/>
               </w:rPr>
               <w:t>{{container_weight1}}</w:t>
             </w:r>
+            <w:r>
+              <w:rPr>
+                <w:rFonts w:hint="default" w:ascii="Songti SC Regular" w:hAnsi="Songti SC Regular" w:eastAsia="Songti SC Regular" w:cs="Songti SC Regular"/>
+                <w:sz w:val="18"/>
+                <w:szCs w:val="18"/>
+                <w:lang w:val="en-US" w:eastAsia="zh-CN"/>
+              </w:rPr>
+              <w:t>KGS</w:t>
+            </w:r>
           </w:p>
           <w:p>
             <w:pPr>
               <w:pStyle w:val="8"/>
               <w:spacing w:line="172" w:lineRule="exact"/>
-              <w:ind w:firstLine="75" w:firstLineChars="50"/>
-              <w:rPr>
-                <w:rFonts w:hint="default" w:eastAsia="宋体"/>
-                <w:sz w:val="15"/>
+              <w:ind w:firstLine="90" w:firstLineChars="50"/>
+              <w:rPr>
+                <w:rFonts w:hint="eastAsia" w:ascii="Songti SC Regular" w:hAnsi="Songti SC Regular" w:eastAsia="Songti SC Regular" w:cs="Songti SC Regular"/>
+                <w:sz w:val="18"/>
+                <w:szCs w:val="18"/>
                 <w:lang w:val="en-US" w:eastAsia="zh-CN"/>
               </w:rPr>
             </w:pPr>
             <w:r>
               <w:rPr>
-                <w:rFonts w:hint="default" w:eastAsia="宋体"/>
-                <w:sz w:val="15"/>
+                <w:rFonts w:hint="eastAsia" w:ascii="Songti SC Regular" w:hAnsi="Songti SC Regular" w:eastAsia="Songti SC Regular" w:cs="Songti SC Regular"/>
+                <w:sz w:val="18"/>
+                <w:szCs w:val="18"/>
                 <w:lang w:val="en-US" w:eastAsia="zh-CN"/>
               </w:rPr>
-              <w:t>{{VGM</w:t>
-            </w:r>
-            <w:r>
-              <w:rPr>
-                <w:rFonts w:hint="eastAsia" w:eastAsia="宋体"/>
-                <w:sz w:val="15"/>
-                <w:lang w:val="en-US" w:eastAsia="zh-CN"/>
-              </w:rPr>
-              <w:t>1</w:t>
-            </w:r>
-            <w:r>
-              <w:rPr>
-                <w:rFonts w:hint="default" w:eastAsia="宋体"/>
-                <w:sz w:val="15"/>
-                <w:lang w:val="en-US" w:eastAsia="zh-CN"/>
-              </w:rPr>
-              <w:t>}}</w:t>
+              <w:t>VGM：{{VGM1}}</w:t>
             </w:r>
           </w:p>
           <w:p>
@@ -2334,20 +2311,24 @@
               <w:keepLines w:val="0"/>
               <w:widowControl/>
               <w:suppressLineNumbers w:val="0"/>
+              <w:ind w:firstLine="90" w:firstLineChars="50"/>
               <w:jc w:val="left"/>
               <w:rPr>
-                <w:rFonts w:hint="default"/>
-                <w:lang w:val="en-US"/>
-              </w:rPr>
-            </w:pPr>
-            <w:r>
-              <w:rPr>
                 <w:rFonts w:hint="default" w:ascii="宋体" w:hAnsi="宋体" w:eastAsia="宋体" w:cs="宋体"/>
                 <w:kern w:val="0"/>
                 <w:sz w:val="18"/>
                 <w:szCs w:val="18"/>
                 <w:lang w:val="en-US" w:eastAsia="zh-CN" w:bidi="ar"/>
               </w:rPr>
+            </w:pPr>
+            <w:r>
+              <w:rPr>
+                <w:rFonts w:hint="default" w:ascii="宋体" w:hAnsi="宋体" w:eastAsia="宋体" w:cs="宋体"/>
+                <w:kern w:val="0"/>
+                <w:sz w:val="18"/>
+                <w:szCs w:val="18"/>
+                <w:lang w:val="en-US" w:eastAsia="zh-CN" w:bidi="ar"/>
+              </w:rPr>
               <w:t>{{</w:t>
             </w:r>
             <w:r>
@@ -2378,18 +2359,38 @@
                 <w:szCs w:val="18"/>
                 <w:lang w:val="en-US" w:eastAsia="zh-CN" w:bidi="ar"/>
               </w:rPr>
+              <w:t>}} {{</w:t>
+            </w:r>
+            <w:r>
+              <w:rPr>
+                <w:rFonts w:ascii="宋体" w:hAnsi="宋体" w:eastAsia="宋体" w:cs="宋体"/>
+                <w:kern w:val="0"/>
+                <w:sz w:val="18"/>
+                <w:szCs w:val="18"/>
+                <w:lang w:val="en-US" w:eastAsia="zh-CN" w:bidi="ar"/>
+              </w:rPr>
+              <w:t>package_unit</w:t>
+            </w:r>
+            <w:r>
+              <w:rPr>
+                <w:rFonts w:hint="eastAsia" w:ascii="宋体" w:hAnsi="宋体" w:eastAsia="宋体" w:cs="宋体"/>
+                <w:kern w:val="0"/>
+                <w:sz w:val="18"/>
+                <w:szCs w:val="18"/>
+                <w:lang w:val="en-US" w:eastAsia="zh-CN" w:bidi="ar"/>
+              </w:rPr>
+              <w:t>1</w:t>
+            </w:r>
+            <w:r>
+              <w:rPr>
+                <w:rFonts w:hint="default" w:ascii="宋体" w:hAnsi="宋体" w:eastAsia="宋体" w:cs="宋体"/>
+                <w:kern w:val="0"/>
+                <w:sz w:val="18"/>
+                <w:szCs w:val="18"/>
+                <w:lang w:val="en-US" w:eastAsia="zh-CN" w:bidi="ar"/>
+              </w:rPr>
               <w:t>}}</w:t>
             </w:r>
-          </w:p>
-          <w:p>
-            <w:pPr>
-              <w:pStyle w:val="8"/>
-              <w:spacing w:line="240" w:lineRule="auto"/>
-              <w:ind w:left="101"/>
-              <w:rPr>
-                <w:sz w:val="19"/>
-              </w:rPr>
-            </w:pPr>
           </w:p>
           <w:p>
             <w:pPr>
@@ -2397,51 +2398,73 @@
               <w:keepLines w:val="0"/>
               <w:widowControl/>
               <w:suppressLineNumbers w:val="0"/>
+              <w:ind w:firstLine="90" w:firstLineChars="50"/>
               <w:jc w:val="left"/>
               <w:rPr>
+                <w:rFonts w:hint="default" w:ascii="宋体" w:hAnsi="宋体" w:eastAsia="宋体" w:cs="宋体"/>
+                <w:kern w:val="0"/>
+                <w:sz w:val="18"/>
+                <w:szCs w:val="18"/>
+                <w:lang w:val="en-US" w:eastAsia="zh-CN" w:bidi="ar"/>
+              </w:rPr>
+            </w:pPr>
+          </w:p>
+          <w:p>
+            <w:pPr>
+              <w:keepNext w:val="0"/>
+              <w:keepLines w:val="0"/>
+              <w:widowControl/>
+              <w:suppressLineNumbers w:val="0"/>
+              <w:ind w:firstLine="81" w:firstLineChars="50"/>
+              <w:jc w:val="left"/>
+              <w:rPr>
+                <w:rFonts w:hint="default" w:ascii="宋体" w:hAnsi="宋体" w:eastAsia="宋体" w:cs="宋体"/>
+                <w:kern w:val="0"/>
+                <w:sz w:val="18"/>
+                <w:szCs w:val="18"/>
+                <w:lang w:val="en-US" w:eastAsia="zh-CN" w:bidi="ar"/>
+              </w:rPr>
+            </w:pPr>
+            <w:r>
+              <w:rPr>
                 <w:rFonts w:hint="default"/>
-                <w:sz w:val="18"/>
-                <w:szCs w:val="18"/>
+                <w:b w:val="0"/>
+                <w:bCs/>
+                <w:spacing w:val="-4"/>
+                <w:sz w:val="17"/>
                 <w:lang w:val="en-US"/>
               </w:rPr>
-            </w:pPr>
-            <w:r>
-              <w:rPr>
-                <w:rFonts w:hint="default" w:ascii="宋体" w:hAnsi="宋体" w:eastAsia="宋体" w:cs="宋体"/>
-                <w:kern w:val="0"/>
-                <w:sz w:val="18"/>
-                <w:szCs w:val="18"/>
-                <w:lang w:val="en-US" w:eastAsia="zh-CN" w:bidi="ar"/>
-              </w:rPr>
               <w:t>{{</w:t>
             </w:r>
             <w:r>
               <w:rPr>
-                <w:rFonts w:ascii="宋体" w:hAnsi="宋体" w:eastAsia="宋体" w:cs="宋体"/>
-                <w:kern w:val="0"/>
-                <w:sz w:val="18"/>
-                <w:szCs w:val="18"/>
-                <w:lang w:val="en-US" w:eastAsia="zh-CN" w:bidi="ar"/>
-              </w:rPr>
-              <w:t>package_unit</w:t>
-            </w:r>
-            <w:r>
-              <w:rPr>
-                <w:rFonts w:hint="eastAsia" w:ascii="宋体" w:hAnsi="宋体" w:eastAsia="宋体" w:cs="宋体"/>
-                <w:kern w:val="0"/>
-                <w:sz w:val="18"/>
-                <w:szCs w:val="18"/>
-                <w:lang w:val="en-US" w:eastAsia="zh-CN" w:bidi="ar"/>
+                <w:rFonts w:hint="eastAsia"/>
+                <w:b w:val="0"/>
+                <w:bCs/>
+                <w:spacing w:val="-4"/>
+                <w:sz w:val="17"/>
+              </w:rPr>
+              <w:t>revenue_tons</w:t>
+            </w:r>
+            <w:r>
+              <w:rPr>
+                <w:rFonts w:hint="eastAsia" w:eastAsia="宋体"/>
+                <w:b w:val="0"/>
+                <w:bCs/>
+                <w:spacing w:val="-4"/>
+                <w:sz w:val="17"/>
+                <w:lang w:val="en-US" w:eastAsia="zh-CN"/>
               </w:rPr>
               <w:t>1</w:t>
             </w:r>
             <w:r>
               <w:rPr>
-                <w:rFonts w:hint="default" w:ascii="宋体" w:hAnsi="宋体" w:eastAsia="宋体" w:cs="宋体"/>
-                <w:kern w:val="0"/>
-                <w:sz w:val="18"/>
-                <w:szCs w:val="18"/>
-                <w:lang w:val="en-US" w:eastAsia="zh-CN" w:bidi="ar"/>
+                <w:rFonts w:hint="default" w:eastAsia="宋体"/>
+                <w:b w:val="0"/>
+                <w:bCs/>
+                <w:spacing w:val="-4"/>
+                <w:sz w:val="17"/>
+                <w:lang w:val="en-US" w:eastAsia="zh-CN"/>
               </w:rPr>
               <w:t>}}</w:t>
             </w:r>
@@ -2468,6 +2491,7 @@
               <w:keepLines w:val="0"/>
               <w:widowControl/>
               <w:suppressLineNumbers w:val="0"/>
+              <w:ind w:firstLine="90" w:firstLineChars="50"/>
               <w:jc w:val="left"/>
               <w:rPr>
                 <w:rFonts w:hint="default"/>
@@ -2855,7 +2879,19 @@
                 <w:spacing w:val="-4"/>
                 <w:sz w:val="17"/>
               </w:rPr>
-              <w:t>revenue_tons</w:t>
+              <w:t>revenue_to</w:t>
+            </w:r>
+            <w:bookmarkStart w:id="0" w:name="_GoBack"/>
+            <w:bookmarkEnd w:id="0"/>
+            <w:r>
+              <w:rPr>
+                <w:rFonts w:hint="eastAsia"/>
+                <w:b w:val="0"/>
+                <w:bCs/>
+                <w:spacing w:val="-4"/>
+                <w:sz w:val="17"/>
+              </w:rPr>
+              <w:t>ns</w:t>
             </w:r>
             <w:r>
               <w:rPr>
@@ -3792,34 +3828,7 @@
                 <w:szCs w:val="24"/>
                 <w:lang w:val="en-US" w:eastAsia="zh-CN" w:bidi="ar"/>
               </w:rPr>
-              <w:t>}}</w:t>
-            </w:r>
-          </w:p>
-          <w:p>
-            <w:pPr>
-              <w:keepNext w:val="0"/>
-              <w:keepLines w:val="0"/>
-              <w:widowControl/>
-              <w:suppressLineNumbers w:val="0"/>
-              <w:ind w:firstLine="240" w:firstLineChars="100"/>
-              <w:jc w:val="left"/>
-              <w:rPr>
-                <w:rFonts w:hint="default" w:ascii="宋体" w:hAnsi="宋体" w:eastAsia="宋体" w:cs="宋体"/>
-                <w:kern w:val="0"/>
-                <w:sz w:val="24"/>
-                <w:szCs w:val="24"/>
-                <w:lang w:val="en-US" w:eastAsia="zh-CN" w:bidi="ar"/>
-              </w:rPr>
-            </w:pPr>
-            <w:r>
-              <w:rPr>
-                <w:rFonts w:hint="default" w:ascii="宋体" w:hAnsi="宋体" w:eastAsia="宋体" w:cs="宋体"/>
-                <w:kern w:val="0"/>
-                <w:sz w:val="24"/>
-                <w:szCs w:val="24"/>
-                <w:lang w:val="en-US" w:eastAsia="zh-CN" w:bidi="ar"/>
-              </w:rPr>
-              <w:t>{{service_mode1}}</w:t>
+              <w:t>}}/{{service_mode1}}</w:t>
             </w:r>
           </w:p>
           <w:p>

--- a/ruoyi-system/src/main/resources/templates/bill_of_lading.docx
+++ b/ruoyi-system/src/main/resources/templates/bill_of_lading.docx
@@ -284,12 +284,12 @@
               <w:keepLines w:val="0"/>
               <w:widowControl/>
               <w:suppressLineNumbers w:val="0"/>
-              <w:ind w:firstLine="90" w:firstLineChars="50"/>
+              <w:ind w:firstLine="65" w:firstLineChars="50"/>
               <w:jc w:val="left"/>
               <w:rPr>
                 <w:rFonts w:hint="default"/>
-                <w:sz w:val="18"/>
-                <w:szCs w:val="18"/>
+                <w:sz w:val="13"/>
+                <w:szCs w:val="13"/>
                 <w:lang w:val="en-US"/>
               </w:rPr>
             </w:pPr>
@@ -297,8 +297,8 @@
               <w:rPr>
                 <w:rFonts w:hint="default" w:ascii="宋体" w:hAnsi="宋体" w:eastAsia="宋体" w:cs="宋体"/>
                 <w:kern w:val="0"/>
-                <w:sz w:val="18"/>
-                <w:szCs w:val="18"/>
+                <w:sz w:val="13"/>
+                <w:szCs w:val="13"/>
                 <w:lang w:val="en-US" w:eastAsia="zh-CN" w:bidi="ar"/>
               </w:rPr>
               <w:t>{{</w:t>
@@ -307,8 +307,8 @@
               <w:rPr>
                 <w:rFonts w:ascii="宋体" w:hAnsi="宋体" w:eastAsia="宋体" w:cs="宋体"/>
                 <w:kern w:val="0"/>
-                <w:sz w:val="18"/>
-                <w:szCs w:val="18"/>
+                <w:sz w:val="13"/>
+                <w:szCs w:val="13"/>
                 <w:lang w:val="en-US" w:eastAsia="zh-CN" w:bidi="ar"/>
               </w:rPr>
               <w:t>booking_no</w:t>
@@ -317,8 +317,8 @@
               <w:rPr>
                 <w:rFonts w:hint="eastAsia" w:ascii="宋体" w:hAnsi="宋体" w:eastAsia="宋体" w:cs="宋体"/>
                 <w:kern w:val="0"/>
-                <w:sz w:val="18"/>
-                <w:szCs w:val="18"/>
+                <w:sz w:val="13"/>
+                <w:szCs w:val="13"/>
                 <w:lang w:val="en-US" w:eastAsia="zh-CN" w:bidi="ar"/>
               </w:rPr>
               <w:t>1</w:t>
@@ -327,8 +327,8 @@
               <w:rPr>
                 <w:rFonts w:hint="default" w:ascii="宋体" w:hAnsi="宋体" w:eastAsia="宋体" w:cs="宋体"/>
                 <w:kern w:val="0"/>
-                <w:sz w:val="18"/>
-                <w:szCs w:val="18"/>
+                <w:sz w:val="13"/>
+                <w:szCs w:val="13"/>
                 <w:lang w:val="en-US" w:eastAsia="zh-CN" w:bidi="ar"/>
               </w:rPr>
               <w:t>}}</w:t>
@@ -2879,19 +2879,7 @@
                 <w:spacing w:val="-4"/>
                 <w:sz w:val="17"/>
               </w:rPr>
-              <w:t>revenue_to</w:t>
-            </w:r>
-            <w:bookmarkStart w:id="0" w:name="_GoBack"/>
-            <w:bookmarkEnd w:id="0"/>
-            <w:r>
-              <w:rPr>
-                <w:rFonts w:hint="eastAsia"/>
-                <w:b w:val="0"/>
-                <w:bCs/>
-                <w:spacing w:val="-4"/>
-                <w:sz w:val="17"/>
-              </w:rPr>
-              <w:t>ns</w:t>
+              <w:t>revenue_tons</w:t>
             </w:r>
             <w:r>
               <w:rPr>
@@ -3193,7 +3181,7 @@
               <w:keepLines w:val="0"/>
               <w:widowControl/>
               <w:suppressLineNumbers w:val="0"/>
-              <w:ind w:firstLine="240" w:firstLineChars="100"/>
+              <w:ind w:firstLine="130" w:firstLineChars="100"/>
               <w:jc w:val="left"/>
               <w:rPr>
                 <w:rFonts w:hint="default"/>
@@ -3204,8 +3192,8 @@
               <w:rPr>
                 <w:rFonts w:hint="default" w:ascii="宋体" w:hAnsi="宋体" w:eastAsia="宋体" w:cs="宋体"/>
                 <w:kern w:val="0"/>
-                <w:sz w:val="24"/>
-                <w:szCs w:val="24"/>
+                <w:sz w:val="13"/>
+                <w:szCs w:val="13"/>
                 <w:lang w:val="en-US" w:eastAsia="zh-CN" w:bidi="ar"/>
               </w:rPr>
               <w:t>{{</w:t>
@@ -3214,8 +3202,8 @@
               <w:rPr>
                 <w:rFonts w:ascii="宋体" w:hAnsi="宋体" w:eastAsia="宋体" w:cs="宋体"/>
                 <w:kern w:val="0"/>
-                <w:sz w:val="24"/>
-                <w:szCs w:val="24"/>
+                <w:sz w:val="13"/>
+                <w:szCs w:val="13"/>
                 <w:lang w:val="en-US" w:eastAsia="zh-CN" w:bidi="ar"/>
               </w:rPr>
               <w:t>bl_no</w:t>
@@ -3224,8 +3212,8 @@
               <w:rPr>
                 <w:rFonts w:hint="eastAsia" w:ascii="宋体" w:hAnsi="宋体" w:eastAsia="宋体" w:cs="宋体"/>
                 <w:kern w:val="0"/>
-                <w:sz w:val="24"/>
-                <w:szCs w:val="24"/>
+                <w:sz w:val="13"/>
+                <w:szCs w:val="13"/>
                 <w:lang w:val="en-US" w:eastAsia="zh-CN" w:bidi="ar"/>
               </w:rPr>
               <w:t>1</w:t>
@@ -3234,12 +3222,14 @@
               <w:rPr>
                 <w:rFonts w:hint="default" w:ascii="宋体" w:hAnsi="宋体" w:eastAsia="宋体" w:cs="宋体"/>
                 <w:kern w:val="0"/>
-                <w:sz w:val="24"/>
-                <w:szCs w:val="24"/>
+                <w:sz w:val="13"/>
+                <w:szCs w:val="13"/>
                 <w:lang w:val="en-US" w:eastAsia="zh-CN" w:bidi="ar"/>
               </w:rPr>
               <w:t>}}</w:t>
             </w:r>
+            <w:bookmarkStart w:id="0" w:name="_GoBack"/>
+            <w:bookmarkEnd w:id="0"/>
           </w:p>
           <w:p>
             <w:pPr>

--- a/ruoyi-system/src/main/resources/templates/bill_of_lading.docx
+++ b/ruoyi-system/src/main/resources/templates/bill_of_lading.docx
@@ -2860,49 +2860,8 @@
                 <w:lang w:val="en-US" w:eastAsia="zh-CN"/>
               </w:rPr>
             </w:pPr>
-            <w:r>
-              <w:rPr>
-                <w:rFonts w:hint="default"/>
-                <w:b w:val="0"/>
-                <w:bCs/>
-                <w:spacing w:val="-4"/>
-                <w:sz w:val="17"/>
-                <w:lang w:val="en-US"/>
-              </w:rPr>
-              <w:t>{{</w:t>
-            </w:r>
-            <w:r>
-              <w:rPr>
-                <w:rFonts w:hint="eastAsia"/>
-                <w:b w:val="0"/>
-                <w:bCs/>
-                <w:spacing w:val="-4"/>
-                <w:sz w:val="17"/>
-              </w:rPr>
-              <w:t>revenue_tons</w:t>
-            </w:r>
-            <w:r>
-              <w:rPr>
-                <w:rFonts w:hint="eastAsia" w:eastAsia="宋体"/>
-                <w:b w:val="0"/>
-                <w:bCs/>
-                <w:spacing w:val="-4"/>
-                <w:sz w:val="17"/>
-                <w:lang w:val="en-US" w:eastAsia="zh-CN"/>
-              </w:rPr>
-              <w:t>1</w:t>
-            </w:r>
-            <w:r>
-              <w:rPr>
-                <w:rFonts w:hint="default" w:eastAsia="宋体"/>
-                <w:b w:val="0"/>
-                <w:bCs/>
-                <w:spacing w:val="-4"/>
-                <w:sz w:val="17"/>
-                <w:lang w:val="en-US" w:eastAsia="zh-CN"/>
-              </w:rPr>
-              <w:t>}}</w:t>
-            </w:r>
+            <w:bookmarkStart w:id="0" w:name="_GoBack"/>
+            <w:bookmarkEnd w:id="0"/>
           </w:p>
         </w:tc>
         <w:tc>
@@ -2935,7 +2894,7 @@
             <w:pPr>
               <w:pStyle w:val="8"/>
               <w:spacing w:line="190" w:lineRule="exact"/>
-              <w:ind w:left="0" w:right="1" w:firstLine="258" w:firstLineChars="150"/>
+              <w:ind w:left="0" w:right="1" w:firstLine="243" w:firstLineChars="150"/>
               <w:jc w:val="both"/>
               <w:rPr>
                 <w:rFonts w:hint="default" w:eastAsia="宋体"/>
@@ -2945,53 +2904,6 @@
                 <w:lang w:val="en-US" w:eastAsia="zh-CN"/>
               </w:rPr>
             </w:pPr>
-            <w:r>
-              <w:rPr>
-                <w:rFonts w:hint="default"/>
-                <w:b w:val="0"/>
-                <w:bCs/>
-                <w:spacing w:val="-4"/>
-                <w:sz w:val="18"/>
-                <w:szCs w:val="18"/>
-                <w:lang w:val="en-US"/>
-              </w:rPr>
-              <w:t>{{</w:t>
-            </w:r>
-            <w:r>
-              <w:rPr>
-                <w:rFonts w:hint="eastAsia"/>
-                <w:b w:val="0"/>
-                <w:bCs/>
-                <w:spacing w:val="-4"/>
-                <w:sz w:val="18"/>
-                <w:szCs w:val="18"/>
-              </w:rPr>
-              <w:t>freight_rate</w:t>
-            </w:r>
-            <w:r>
-              <w:rPr>
-                <w:rFonts w:hint="eastAsia" w:eastAsia="宋体"/>
-                <w:b w:val="0"/>
-                <w:bCs/>
-                <w:spacing w:val="-4"/>
-                <w:sz w:val="18"/>
-                <w:szCs w:val="18"/>
-                <w:lang w:val="en-US" w:eastAsia="zh-CN"/>
-              </w:rPr>
-              <w:t>1</w:t>
-            </w:r>
-            <w:r>
-              <w:rPr>
-                <w:rFonts w:hint="default" w:eastAsia="宋体"/>
-                <w:b w:val="0"/>
-                <w:bCs/>
-                <w:spacing w:val="-4"/>
-                <w:sz w:val="18"/>
-                <w:szCs w:val="18"/>
-                <w:lang w:val="en-US" w:eastAsia="zh-CN"/>
-              </w:rPr>
-              <w:t>}}</w:t>
-            </w:r>
           </w:p>
         </w:tc>
         <w:tc>
@@ -3228,8 +3140,6 @@
               </w:rPr>
               <w:t>}}</w:t>
             </w:r>
-            <w:bookmarkStart w:id="0" w:name="_GoBack"/>
-            <w:bookmarkEnd w:id="0"/>
           </w:p>
           <w:p>
             <w:pPr>

--- a/ruoyi-system/src/main/resources/templates/bill_of_lading.docx
+++ b/ruoyi-system/src/main/resources/templates/bill_of_lading.docx
@@ -220,10 +220,12 @@
               <w:keepLines w:val="0"/>
               <w:widowControl/>
               <w:suppressLineNumbers w:val="0"/>
-              <w:ind w:firstLine="90" w:firstLineChars="50"/>
+              <w:ind w:firstLine="65" w:firstLineChars="50"/>
               <w:jc w:val="left"/>
               <w:rPr>
                 <w:rFonts w:hint="default"/>
+                <w:sz w:val="13"/>
+                <w:szCs w:val="13"/>
                 <w:lang w:val="en-US"/>
               </w:rPr>
             </w:pPr>
@@ -231,8 +233,8 @@
               <w:rPr>
                 <w:rFonts w:hint="eastAsia" w:ascii="Songti SC Regular" w:hAnsi="Songti SC Regular" w:eastAsia="Songti SC Regular" w:cs="Songti SC Regular"/>
                 <w:kern w:val="0"/>
-                <w:sz w:val="18"/>
-                <w:szCs w:val="18"/>
+                <w:sz w:val="13"/>
+                <w:szCs w:val="13"/>
                 <w:lang w:val="en-US" w:eastAsia="zh-CN" w:bidi="ar"/>
               </w:rPr>
               <w:t>{{doc_no1}}</w:t>
@@ -384,7 +386,7 @@
               <w:keepLines w:val="0"/>
               <w:widowControl/>
               <w:suppressLineNumbers w:val="0"/>
-              <w:ind w:firstLine="90" w:firstLineChars="50"/>
+              <w:ind w:firstLine="65" w:firstLineChars="50"/>
               <w:jc w:val="left"/>
               <w:rPr>
                 <w:rFonts w:hint="default"/>
@@ -397,8 +399,8 @@
               <w:rPr>
                 <w:rFonts w:hint="default" w:ascii="宋体" w:hAnsi="宋体" w:eastAsia="宋体" w:cs="宋体"/>
                 <w:kern w:val="0"/>
-                <w:sz w:val="18"/>
-                <w:szCs w:val="18"/>
+                <w:sz w:val="13"/>
+                <w:szCs w:val="13"/>
                 <w:lang w:val="en-US" w:eastAsia="zh-CN" w:bidi="ar"/>
               </w:rPr>
               <w:t>{{</w:t>
@@ -407,8 +409,8 @@
               <w:rPr>
                 <w:rFonts w:ascii="宋体" w:hAnsi="宋体" w:eastAsia="宋体" w:cs="宋体"/>
                 <w:kern w:val="0"/>
-                <w:sz w:val="18"/>
-                <w:szCs w:val="18"/>
+                <w:sz w:val="13"/>
+                <w:szCs w:val="13"/>
                 <w:lang w:val="en-US" w:eastAsia="zh-CN" w:bidi="ar"/>
               </w:rPr>
               <w:t>serial_no</w:t>
@@ -417,8 +419,8 @@
               <w:rPr>
                 <w:rFonts w:hint="eastAsia" w:ascii="宋体" w:hAnsi="宋体" w:eastAsia="宋体" w:cs="宋体"/>
                 <w:kern w:val="0"/>
-                <w:sz w:val="18"/>
-                <w:szCs w:val="18"/>
+                <w:sz w:val="13"/>
+                <w:szCs w:val="13"/>
                 <w:lang w:val="en-US" w:eastAsia="zh-CN" w:bidi="ar"/>
               </w:rPr>
               <w:t>1</w:t>
@@ -427,8 +429,8 @@
               <w:rPr>
                 <w:rFonts w:hint="default" w:ascii="宋体" w:hAnsi="宋体" w:eastAsia="宋体" w:cs="宋体"/>
                 <w:kern w:val="0"/>
-                <w:sz w:val="18"/>
-                <w:szCs w:val="18"/>
+                <w:sz w:val="13"/>
+                <w:szCs w:val="13"/>
                 <w:lang w:val="en-US" w:eastAsia="zh-CN" w:bidi="ar"/>
               </w:rPr>
               <w:t>}}</w:t>
@@ -653,6 +655,8 @@
                 <w:sz w:val="19"/>
               </w:rPr>
             </w:pPr>
+            <w:bookmarkStart w:id="0" w:name="_GoBack"/>
+            <w:bookmarkEnd w:id="0"/>
           </w:p>
         </w:tc>
       </w:tr>
@@ -2186,7 +2190,7 @@
               <w:keepLines w:val="0"/>
               <w:widowControl/>
               <w:suppressLineNumbers w:val="0"/>
-              <w:ind w:firstLine="270" w:firstLineChars="150"/>
+              <w:ind w:firstLine="180" w:firstLineChars="100"/>
               <w:jc w:val="left"/>
               <w:rPr>
                 <w:rFonts w:hint="eastAsia" w:ascii="Songti SC Regular" w:hAnsi="Songti SC Regular" w:eastAsia="Songti SC Regular" w:cs="Songti SC Regular"/>
@@ -2213,7 +2217,7 @@
               <w:keepLines w:val="0"/>
               <w:widowControl/>
               <w:suppressLineNumbers w:val="0"/>
-              <w:ind w:left="178" w:leftChars="81" w:firstLine="0" w:firstLineChars="0"/>
+              <w:ind w:firstLine="180" w:firstLineChars="100"/>
               <w:jc w:val="left"/>
               <w:rPr>
                 <w:rFonts w:hint="eastAsia" w:ascii="Songti SC Regular" w:hAnsi="Songti SC Regular" w:eastAsia="Songti SC Regular" w:cs="Songti SC Regular"/>
@@ -2231,7 +2235,7 @@
                 <w:szCs w:val="18"/>
                 <w:lang w:val="en-US" w:eastAsia="zh-CN" w:bidi="ar"/>
               </w:rPr>
-              <w:t>{{container_number1}}/{{seal_number1}}</w:t>
+              <w:t>{container_number1}}/{{seal_number1}}</w:t>
             </w:r>
           </w:p>
           <w:p>
@@ -2860,8 +2864,6 @@
                 <w:lang w:val="en-US" w:eastAsia="zh-CN"/>
               </w:rPr>
             </w:pPr>
-            <w:bookmarkStart w:id="0" w:name="_GoBack"/>
-            <w:bookmarkEnd w:id="0"/>
           </w:p>
         </w:tc>
         <w:tc>

--- a/ruoyi-system/src/main/resources/templates/bill_of_lading.docx
+++ b/ruoyi-system/src/main/resources/templates/bill_of_lading.docx
@@ -12,8 +12,8 @@
         </w:rPr>
         <w:drawing>
           <wp:inline distT="0" distB="0" distL="0" distR="0">
-            <wp:extent cx="7232015" cy="503555"/>
-            <wp:effectExtent l="0" t="0" r="6985" b="4445"/>
+            <wp:extent cx="7232015" cy="523240"/>
+            <wp:effectExtent l="0" t="0" r="6985" b="10160"/>
             <wp:docPr id="2" name="IM 2"/>
             <wp:cNvGraphicFramePr/>
             <a:graphic xmlns:a="http://schemas.openxmlformats.org/drawingml/2006/main">
@@ -32,7 +32,7 @@
                   <pic:spPr>
                     <a:xfrm>
                       <a:off x="0" y="0"/>
-                      <a:ext cx="7232015" cy="503555"/>
+                      <a:ext cx="7232015" cy="523240"/>
                     </a:xfrm>
                     <a:prstGeom prst="rect">
                       <a:avLst/>
@@ -44,17 +44,35 @@
           </wp:inline>
         </w:drawing>
       </w:r>
+      <w:bookmarkStart w:id="0" w:name="_GoBack"/>
+      <w:bookmarkEnd w:id="0"/>
     </w:p>
     <w:p>
       <w:pPr>
         <w:spacing w:line="21" w:lineRule="exact"/>
       </w:pPr>
     </w:p>
+    <w:p>
+      <w:pPr>
+        <w:spacing w:before="82" w:line="198" w:lineRule="auto"/>
+        <w:outlineLvl w:val="0"/>
+        <w:rPr>
+          <w:rFonts w:ascii="Trebuchet MS" w:hAnsi="Trebuchet MS" w:eastAsia="Trebuchet MS" w:cs="Trebuchet MS"/>
+          <w:b/>
+          <w:bCs/>
+          <w:spacing w:val="14"/>
+          <w:sz w:val="17"/>
+          <w:szCs w:val="17"/>
+        </w:rPr>
+      </w:pPr>
+    </w:p>
     <w:tbl>
       <w:tblPr>
         <w:tblStyle w:val="4"/>
+        <w:tblpPr w:leftFromText="180" w:rightFromText="180" w:vertAnchor="text" w:horzAnchor="page" w:tblpX="459" w:tblpY="153"/>
+        <w:tblOverlap w:val="never"/>
         <w:tblW w:w="10897" w:type="dxa"/>
-        <w:tblInd w:w="447" w:type="dxa"/>
+        <w:tblInd w:w="0" w:type="dxa"/>
         <w:tblBorders>
           <w:top w:val="single" w:color="000000" w:sz="4" w:space="0"/>
           <w:left w:val="single" w:color="000000" w:sz="4" w:space="0"/>
@@ -731,14 +749,82 @@
               </w:rPr>
             </w:pPr>
             <w:r>
-              <w:pict>
-                <v:shape id="_x0000_s1027" o:spid="_x0000_s1027" style="position:absolute;left:0pt;margin-left:-0.5pt;margin-top:2.55pt;height:0.65pt;width:301.15pt;z-index:-251656192;mso-width-relative:page;mso-height-relative:page;" filled="f" stroked="t" coordsize="6023,13" path="m6,6l6015,6m6,6l6015,6e">
-                  <v:fill on="f" focussize="0,0"/>
-                  <v:stroke weight="0.65pt" color="#000000" miterlimit="10" joinstyle="miter" endcap="square"/>
-                  <v:imagedata o:title=""/>
-                  <o:lock v:ext="edit"/>
-                </v:shape>
-              </w:pict>
+              <mc:AlternateContent>
+                <mc:Choice Requires="wps">
+                  <w:drawing>
+                    <wp:anchor distT="0" distB="0" distL="114300" distR="114300" simplePos="0" relativeHeight="251660288" behindDoc="1" locked="0" layoutInCell="1" allowOverlap="1">
+                      <wp:simplePos x="0" y="0"/>
+                      <wp:positionH relativeFrom="column">
+                        <wp:posOffset>-6350</wp:posOffset>
+                      </wp:positionH>
+                      <wp:positionV relativeFrom="paragraph">
+                        <wp:posOffset>32385</wp:posOffset>
+                      </wp:positionV>
+                      <wp:extent cx="3824605" cy="8255"/>
+                      <wp:effectExtent l="0" t="0" r="0" b="0"/>
+                      <wp:wrapNone/>
+                      <wp:docPr id="1" name="任意多边形 4"/>
+                      <wp:cNvGraphicFramePr/>
+                      <a:graphic xmlns:a="http://schemas.openxmlformats.org/drawingml/2006/main">
+                        <a:graphicData uri="http://schemas.microsoft.com/office/word/2010/wordprocessingShape">
+                          <wps:wsp>
+                            <wps:cNvSpPr/>
+                            <wps:spPr>
+                              <a:xfrm>
+                                <a:off x="0" y="0"/>
+                                <a:ext cx="3824605" cy="8255"/>
+                              </a:xfrm>
+                              <a:custGeom>
+                                <a:avLst/>
+                                <a:gdLst/>
+                                <a:ahLst/>
+                                <a:cxnLst/>
+                                <a:pathLst>
+                                  <a:path w="6023" h="13">
+                                    <a:moveTo>
+                                      <a:pt x="6" y="6"/>
+                                    </a:moveTo>
+                                    <a:lnTo>
+                                      <a:pt x="6015" y="6"/>
+                                    </a:lnTo>
+                                    <a:moveTo>
+                                      <a:pt x="6" y="6"/>
+                                    </a:moveTo>
+                                    <a:lnTo>
+                                      <a:pt x="6015" y="6"/>
+                                    </a:lnTo>
+                                  </a:path>
+                                </a:pathLst>
+                              </a:custGeom>
+                              <a:noFill/>
+                              <a:ln w="8255" cap="sq" cmpd="sng">
+                                <a:solidFill>
+                                  <a:srgbClr val="000000"/>
+                                </a:solidFill>
+                                <a:prstDash val="solid"/>
+                                <a:miter lim="1000000"/>
+                                <a:headEnd type="none" w="med" len="med"/>
+                                <a:tailEnd type="none" w="med" len="med"/>
+                              </a:ln>
+                            </wps:spPr>
+                            <wps:bodyPr upright="1"/>
+                          </wps:wsp>
+                        </a:graphicData>
+                      </a:graphic>
+                    </wp:anchor>
+                  </w:drawing>
+                </mc:Choice>
+                <mc:Fallback>
+                  <w:pict>
+                    <v:shape id="任意多边形 4" o:spid="_x0000_s1026" o:spt="100" style="position:absolute;left:0pt;margin-left:-0.5pt;margin-top:2.55pt;height:0.65pt;width:301.15pt;z-index:-251656192;mso-width-relative:page;mso-height-relative:page;" filled="f" stroked="t" coordsize="6023,13" o:gfxdata="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" path="m6,6l6015,6m6,6l6015,6e">
+                      <v:fill on="f" focussize="0,0"/>
+                      <v:stroke weight="0.65pt" color="#000000" miterlimit="10" joinstyle="miter" endcap="square"/>
+                      <v:imagedata o:title=""/>
+                      <o:lock v:ext="edit"/>
+                    </v:shape>
+                  </w:pict>
+                </mc:Fallback>
+              </mc:AlternateContent>
             </w:r>
             <w:r>
               <w:rPr>
@@ -1431,14 +1517,82 @@
               </w:rPr>
             </w:pPr>
             <w:r>
-              <w:pict>
-                <v:shape id="_x0000_s1026" o:spid="_x0000_s1026" style="position:absolute;left:0pt;margin-left:238.15pt;margin-top:30.8pt;height:0.65pt;width:301.15pt;mso-position-horizontal-relative:page;mso-position-vertical-relative:page;z-index:-251657216;mso-width-relative:page;mso-height-relative:page;" filled="f" stroked="t" coordsize="6023,13" path="m6,6l6015,6m6,6l6015,6e">
-                  <v:fill on="f" focussize="0,0"/>
-                  <v:stroke weight="0.65pt" color="#000000" miterlimit="10" joinstyle="miter" endcap="square"/>
-                  <v:imagedata o:title=""/>
-                  <o:lock v:ext="edit"/>
-                </v:shape>
-              </w:pict>
+              <mc:AlternateContent>
+                <mc:Choice Requires="wps">
+                  <w:drawing>
+                    <wp:anchor distT="0" distB="0" distL="114300" distR="114300" simplePos="0" relativeHeight="251659264" behindDoc="1" locked="0" layoutInCell="1" allowOverlap="1">
+                      <wp:simplePos x="0" y="0"/>
+                      <wp:positionH relativeFrom="page">
+                        <wp:posOffset>3024505</wp:posOffset>
+                      </wp:positionH>
+                      <wp:positionV relativeFrom="page">
+                        <wp:posOffset>391160</wp:posOffset>
+                      </wp:positionV>
+                      <wp:extent cx="3824605" cy="8255"/>
+                      <wp:effectExtent l="0" t="0" r="0" b="0"/>
+                      <wp:wrapNone/>
+                      <wp:docPr id="3" name="任意多边形 5"/>
+                      <wp:cNvGraphicFramePr/>
+                      <a:graphic xmlns:a="http://schemas.openxmlformats.org/drawingml/2006/main">
+                        <a:graphicData uri="http://schemas.microsoft.com/office/word/2010/wordprocessingShape">
+                          <wps:wsp>
+                            <wps:cNvSpPr/>
+                            <wps:spPr>
+                              <a:xfrm>
+                                <a:off x="0" y="0"/>
+                                <a:ext cx="3824605" cy="8255"/>
+                              </a:xfrm>
+                              <a:custGeom>
+                                <a:avLst/>
+                                <a:gdLst/>
+                                <a:ahLst/>
+                                <a:cxnLst/>
+                                <a:pathLst>
+                                  <a:path w="6023" h="13">
+                                    <a:moveTo>
+                                      <a:pt x="6" y="6"/>
+                                    </a:moveTo>
+                                    <a:lnTo>
+                                      <a:pt x="6015" y="6"/>
+                                    </a:lnTo>
+                                    <a:moveTo>
+                                      <a:pt x="6" y="6"/>
+                                    </a:moveTo>
+                                    <a:lnTo>
+                                      <a:pt x="6015" y="6"/>
+                                    </a:lnTo>
+                                  </a:path>
+                                </a:pathLst>
+                              </a:custGeom>
+                              <a:noFill/>
+                              <a:ln w="8255" cap="sq" cmpd="sng">
+                                <a:solidFill>
+                                  <a:srgbClr val="000000"/>
+                                </a:solidFill>
+                                <a:prstDash val="solid"/>
+                                <a:miter lim="1000000"/>
+                                <a:headEnd type="none" w="med" len="med"/>
+                                <a:tailEnd type="none" w="med" len="med"/>
+                              </a:ln>
+                            </wps:spPr>
+                            <wps:bodyPr upright="0"/>
+                          </wps:wsp>
+                        </a:graphicData>
+                      </a:graphic>
+                    </wp:anchor>
+                  </w:drawing>
+                </mc:Choice>
+                <mc:Fallback>
+                  <w:pict>
+                    <v:shape id="任意多边形 5" o:spid="_x0000_s1026" o:spt="100" style="position:absolute;left:0pt;margin-left:238.15pt;margin-top:30.8pt;height:0.65pt;width:301.15pt;mso-position-horizontal-relative:page;mso-position-vertical-relative:page;z-index:-251657216;mso-width-relative:page;mso-height-relative:page;" filled="f" stroked="t" coordsize="6023,13" o:gfxdata="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" path="m6,6l6015,6m6,6l6015,6e">
+                      <v:fill on="f" focussize="0,0"/>
+                      <v:stroke weight="0.65pt" color="#000000" miterlimit="10" joinstyle="miter" endcap="square"/>
+                      <v:imagedata o:title=""/>
+                      <o:lock v:ext="edit"/>
+                    </v:shape>
+                  </w:pict>
+                </mc:Fallback>
+              </mc:AlternateContent>
             </w:r>
             <w:r>
               <w:rPr>
@@ -2852,17 +3006,7 @@
                 <w:sz w:val="19"/>
                 <w:szCs w:val="19"/>
               </w:rPr>
-              <w:t>{{goo</w:t>
-            </w:r>
-            <w:bookmarkStart w:id="0" w:name="_GoBack"/>
-            <w:bookmarkEnd w:id="0"/>
-            <w:r>
-              <w:rPr>
-                <w:rFonts w:hint="eastAsia" w:ascii="Arial" w:hAnsi="Arial" w:eastAsia="Arial" w:cs="Arial"/>
-                <w:sz w:val="19"/>
-                <w:szCs w:val="19"/>
-              </w:rPr>
-              <w:t>ds_description1}}</w:t>
+              <w:t>{{goods_description1}}</w:t>
             </w:r>
           </w:p>
         </w:tc>
@@ -4517,7 +4661,6 @@
 <s:customData xmlns="http://www.wps.cn/officeDocument/2013/wpsCustomData" xmlns:s="http://www.wps.cn/officeDocument/2013/wpsCustomData">
   <customSectProps/>
   <customShpExts>
-    <customShpInfo spid="_x0000_s1027"/>
     <customShpInfo spid="_x0000_s1026" textRotate="1"/>
   </customShpExts>
 </s:customData>

--- a/ruoyi-system/src/main/resources/templates/bill_of_lading.docx
+++ b/ruoyi-system/src/main/resources/templates/bill_of_lading.docx
@@ -12,8 +12,8 @@
         </w:rPr>
         <w:drawing>
           <wp:inline distT="0" distB="0" distL="0" distR="0">
-            <wp:extent cx="7232015" cy="523240"/>
-            <wp:effectExtent l="0" t="0" r="6985" b="10160"/>
+            <wp:extent cx="7232015" cy="454660"/>
+            <wp:effectExtent l="0" t="0" r="6985" b="2540"/>
             <wp:docPr id="2" name="IM 2"/>
             <wp:cNvGraphicFramePr/>
             <a:graphic xmlns:a="http://schemas.openxmlformats.org/drawingml/2006/main">
@@ -32,7 +32,7 @@
                   <pic:spPr>
                     <a:xfrm>
                       <a:off x="0" y="0"/>
-                      <a:ext cx="7232015" cy="523240"/>
+                      <a:ext cx="7232015" cy="454660"/>
                     </a:xfrm>
                     <a:prstGeom prst="rect">
                       <a:avLst/>
@@ -44,8 +44,6 @@
           </wp:inline>
         </w:drawing>
       </w:r>
-      <w:bookmarkStart w:id="0" w:name="_GoBack"/>
-      <w:bookmarkEnd w:id="0"/>
     </w:p>
     <w:p>
       <w:pPr>
@@ -525,34 +523,10 @@
           </w:p>
           <w:p>
             <w:pPr>
-              <w:spacing w:line="246" w:lineRule="exact"/>
-              <w:ind w:left="33"/>
-              <w:rPr>
-                <w:b/>
-                <w:bCs/>
-                <w:spacing w:val="14"/>
-              </w:rPr>
-            </w:pPr>
-          </w:p>
-          <w:p>
-            <w:pPr>
-              <w:spacing w:line="246" w:lineRule="exact"/>
-              <w:ind w:left="33"/>
-              <w:rPr>
-                <w:b/>
-                <w:bCs/>
-                <w:spacing w:val="14"/>
-              </w:rPr>
-            </w:pPr>
-          </w:p>
-          <w:p>
-            <w:pPr>
-              <w:spacing w:line="246" w:lineRule="exact"/>
-              <w:ind w:left="33"/>
-              <w:rPr>
-                <w:b/>
-                <w:bCs/>
-                <w:spacing w:val="14"/>
+              <w:spacing w:line="324" w:lineRule="auto"/>
+              <w:rPr>
+                <w:rFonts w:ascii="Arial"/>
+                <w:sz w:val="21"/>
               </w:rPr>
             </w:pPr>
           </w:p>
@@ -820,7 +794,7 @@
                       <v:fill on="f" focussize="0,0"/>
                       <v:stroke weight="0.65pt" color="#000000" miterlimit="10" joinstyle="miter" endcap="square"/>
                       <v:imagedata o:title=""/>
-                      <o:lock v:ext="edit"/>
+                      <o:lock v:ext="edit" aspectratio="f"/>
                     </v:shape>
                   </w:pict>
                 </mc:Fallback>
@@ -1588,7 +1562,7 @@
                       <v:fill on="f" focussize="0,0"/>
                       <v:stroke weight="0.65pt" color="#000000" miterlimit="10" joinstyle="miter" endcap="square"/>
                       <v:imagedata o:title=""/>
-                      <o:lock v:ext="edit"/>
+                      <o:lock v:ext="edit" aspectratio="f"/>
                     </v:shape>
                   </w:pict>
                 </mc:Fallback>
@@ -2793,6 +2767,7 @@
           <w:p>
             <w:pPr>
               <w:spacing w:line="262" w:lineRule="auto"/>
+              <w:ind w:firstLine="210" w:firstLineChars="100"/>
               <w:rPr>
                 <w:rFonts w:hint="default"/>
                 <w:sz w:val="21"/>
@@ -2811,6 +2786,7 @@
           <w:p>
             <w:pPr>
               <w:spacing w:line="262" w:lineRule="auto"/>
+              <w:ind w:firstLine="210" w:firstLineChars="100"/>
               <w:rPr>
                 <w:rFonts w:hint="default"/>
                 <w:sz w:val="21"/>
@@ -3157,6 +3133,7 @@
           <w:p>
             <w:pPr>
               <w:spacing w:before="55" w:line="197" w:lineRule="auto"/>
+              <w:ind w:firstLine="190" w:firstLineChars="100"/>
               <w:rPr>
                 <w:rFonts w:ascii="Arial" w:hAnsi="Arial" w:eastAsia="Arial" w:cs="Arial"/>
                 <w:sz w:val="19"/>
@@ -3262,6 +3239,7 @@
           <w:p>
             <w:pPr>
               <w:spacing w:before="55" w:line="197" w:lineRule="auto"/>
+              <w:ind w:firstLine="190" w:firstLineChars="100"/>
               <w:rPr>
                 <w:rFonts w:ascii="Arial" w:hAnsi="Arial" w:eastAsia="Arial" w:cs="Arial"/>
                 <w:sz w:val="19"/>
@@ -3334,6 +3312,7 @@
             <w:pPr>
               <w:pStyle w:val="5"/>
               <w:spacing w:before="28" w:line="198" w:lineRule="auto"/>
+              <w:ind w:firstLine="202" w:firstLineChars="100"/>
               <w:rPr>
                 <w:b/>
                 <w:bCs/>
@@ -3495,7 +3474,7 @@
           <w:p>
             <w:pPr>
               <w:spacing w:before="111" w:line="197" w:lineRule="auto"/>
-              <w:ind w:left="38"/>
+              <w:ind w:left="38" w:firstLine="190" w:firstLineChars="100"/>
               <w:rPr>
                 <w:rFonts w:ascii="Arial" w:hAnsi="Arial" w:eastAsia="Arial" w:cs="Arial"/>
                 <w:sz w:val="19"/>
@@ -3693,7 +3672,7 @@
           <w:p>
             <w:pPr>
               <w:spacing w:before="58" w:line="194" w:lineRule="auto"/>
-              <w:ind w:left="29"/>
+              <w:ind w:left="29" w:firstLine="190" w:firstLineChars="100"/>
               <w:rPr>
                 <w:rFonts w:ascii="Arial" w:hAnsi="Arial" w:eastAsia="Arial" w:cs="Arial"/>
                 <w:sz w:val="19"/>
@@ -3816,7 +3795,24 @@
                 <w:sz w:val="19"/>
                 <w:szCs w:val="19"/>
               </w:rPr>
-              <w:t>{{service_type1}}{{service_mode1}}</w:t>
+              <w:t>{{service_type1}}</w:t>
+            </w:r>
+            <w:r>
+              <w:rPr>
+                <w:rFonts w:hint="eastAsia" w:eastAsia="宋体" w:cs="Arial"/>
+                <w:sz w:val="19"/>
+                <w:szCs w:val="19"/>
+                <w:lang w:val="en-US" w:eastAsia="zh-CN"/>
+              </w:rPr>
+              <w:t xml:space="preserve"> </w:t>
+            </w:r>
+            <w:r>
+              <w:rPr>
+                <w:rFonts w:hint="eastAsia" w:ascii="Arial" w:hAnsi="Arial" w:eastAsia="Arial" w:cs="Arial"/>
+                <w:sz w:val="19"/>
+                <w:szCs w:val="19"/>
+              </w:rPr>
+              <w:t>{{service_mode1}}</w:t>
             </w:r>
           </w:p>
           <w:p>
@@ -3905,13 +3901,27 @@
                 <w:spacing w:val="15"/>
                 <w:lang w:val="en-US"/>
               </w:rPr>
-              <w:t xml:space="preserve">    </w:t>
-            </w:r>
-            <w:r>
-              <w:rPr>
-                <w:rFonts w:hint="default" w:ascii="Arial Bold" w:hAnsi="Arial Bold" w:cs="Arial Bold"/>
-                <w:b/>
-                <w:bCs/>
+              <w:t xml:space="preserve">   </w:t>
+            </w:r>
+            <w:r>
+              <w:rPr>
+                <w:rFonts w:hint="default" w:ascii="Arial" w:hAnsi="Arial" w:cs="Arial"/>
+                <w:b w:val="0"/>
+                <w:bCs w:val="0"/>
+                <w:spacing w:val="15"/>
+                <w:sz w:val="19"/>
+                <w:szCs w:val="19"/>
+                <w:lang w:val="en-US"/>
+              </w:rPr>
+              <w:t xml:space="preserve"> </w:t>
+            </w:r>
+            <w:bookmarkStart w:id="0" w:name="_GoBack"/>
+            <w:bookmarkEnd w:id="0"/>
+            <w:r>
+              <w:rPr>
+                <w:rFonts w:hint="default" w:ascii="Arial" w:hAnsi="Arial" w:cs="Arial"/>
+                <w:b w:val="0"/>
+                <w:bCs w:val="0"/>
                 <w:spacing w:val="15"/>
                 <w:sz w:val="19"/>
                 <w:szCs w:val="19"/>

--- a/ruoyi-system/src/main/resources/templates/bill_of_lading.docx
+++ b/ruoyi-system/src/main/resources/templates/bill_of_lading.docx
@@ -72,7 +72,7 @@
         <w:tblW w:w="10897" w:type="dxa"/>
         <w:tblInd w:w="0" w:type="dxa"/>
         <w:tblBorders>
-          <w:top w:val="single" w:color="000000" w:sz="4" w:space="0"/>
+          <w:top w:val="single" w:color="auto" w:sz="4" w:space="0"/>
           <w:left w:val="single" w:color="000000" w:sz="4" w:space="0"/>
           <w:bottom w:val="single" w:color="000000" w:sz="4" w:space="0"/>
           <w:right w:val="single" w:color="000000" w:sz="4" w:space="0"/>
@@ -102,6 +102,7 @@
             <w:gridSpan w:val="2"/>
             <w:tcBorders>
               <w:left w:val="nil"/>
+              <w:right w:val="single" w:color="auto" w:sz="4" w:space="0"/>
             </w:tcBorders>
             <w:vAlign w:val="top"/>
           </w:tcPr>
@@ -125,19 +126,85 @@
               <w:spacing w:before="1" w:line="231" w:lineRule="auto"/>
               <w:ind w:left="43" w:right="1139" w:hanging="3"/>
               <w:rPr>
-                <w:rFonts w:ascii="Arial" w:hAnsi="Arial" w:eastAsia="Arial" w:cs="Arial"/>
-                <w:sz w:val="19"/>
-                <w:szCs w:val="19"/>
-              </w:rPr>
-            </w:pPr>
-            <w:r>
-              <w:rPr>
                 <w:rFonts w:hint="eastAsia" w:ascii="Arial" w:hAnsi="Arial" w:eastAsia="Arial" w:cs="Arial"/>
                 <w:sz w:val="19"/>
                 <w:szCs w:val="19"/>
               </w:rPr>
+            </w:pPr>
+            <w:r>
+              <w:rPr>
+                <w:rFonts w:hint="eastAsia" w:ascii="Arial" w:hAnsi="Arial" w:eastAsia="Arial" w:cs="Arial"/>
+                <w:sz w:val="19"/>
+                <w:szCs w:val="19"/>
+              </w:rPr>
               <w:t>{{shipper1}}</w:t>
             </w:r>
+          </w:p>
+          <w:p>
+            <w:pPr>
+              <w:spacing w:before="1" w:line="231" w:lineRule="auto"/>
+              <w:ind w:left="43" w:right="1139" w:hanging="3"/>
+              <w:rPr>
+                <w:rFonts w:hint="eastAsia" w:ascii="Arial" w:hAnsi="Arial" w:eastAsia="Arial" w:cs="Arial"/>
+                <w:sz w:val="19"/>
+                <w:szCs w:val="19"/>
+              </w:rPr>
+            </w:pPr>
+          </w:p>
+          <w:p>
+            <w:pPr>
+              <w:spacing w:before="1" w:line="231" w:lineRule="auto"/>
+              <w:ind w:left="43" w:right="1139" w:hanging="3"/>
+              <w:rPr>
+                <w:rFonts w:hint="eastAsia" w:ascii="Arial" w:hAnsi="Arial" w:eastAsia="Arial" w:cs="Arial"/>
+                <w:sz w:val="19"/>
+                <w:szCs w:val="19"/>
+              </w:rPr>
+            </w:pPr>
+          </w:p>
+          <w:p>
+            <w:pPr>
+              <w:spacing w:before="1" w:line="231" w:lineRule="auto"/>
+              <w:ind w:left="43" w:right="1139" w:hanging="3"/>
+              <w:rPr>
+                <w:rFonts w:hint="eastAsia" w:ascii="Arial" w:hAnsi="Arial" w:eastAsia="Arial" w:cs="Arial"/>
+                <w:sz w:val="19"/>
+                <w:szCs w:val="19"/>
+              </w:rPr>
+            </w:pPr>
+          </w:p>
+          <w:p>
+            <w:pPr>
+              <w:spacing w:before="1" w:line="231" w:lineRule="auto"/>
+              <w:ind w:left="43" w:right="1139" w:hanging="3"/>
+              <w:rPr>
+                <w:rFonts w:hint="eastAsia" w:ascii="Arial" w:hAnsi="Arial" w:eastAsia="Arial" w:cs="Arial"/>
+                <w:sz w:val="19"/>
+                <w:szCs w:val="19"/>
+              </w:rPr>
+            </w:pPr>
+          </w:p>
+          <w:p>
+            <w:pPr>
+              <w:spacing w:before="1" w:line="231" w:lineRule="auto"/>
+              <w:ind w:left="43" w:right="1139" w:hanging="3"/>
+              <w:rPr>
+                <w:rFonts w:hint="eastAsia" w:ascii="Arial" w:hAnsi="Arial" w:eastAsia="Arial" w:cs="Arial"/>
+                <w:sz w:val="19"/>
+                <w:szCs w:val="19"/>
+              </w:rPr>
+            </w:pPr>
+          </w:p>
+          <w:p>
+            <w:pPr>
+              <w:spacing w:before="1" w:line="231" w:lineRule="auto"/>
+              <w:ind w:left="43" w:right="1139" w:hanging="3"/>
+              <w:rPr>
+                <w:rFonts w:hint="eastAsia" w:ascii="Arial" w:hAnsi="Arial" w:eastAsia="Arial" w:cs="Arial"/>
+                <w:sz w:val="19"/>
+                <w:szCs w:val="19"/>
+              </w:rPr>
+            </w:pPr>
           </w:p>
         </w:tc>
         <w:tc>
@@ -145,7 +212,9 @@
             <w:tcW w:w="6129" w:type="dxa"/>
             <w:vMerge w:val="restart"/>
             <w:tcBorders>
-              <w:bottom w:val="nil"/>
+              <w:top w:val="single" w:color="auto" w:sz="4" w:space="0"/>
+              <w:left w:val="single" w:color="auto" w:sz="4" w:space="0"/>
+              <w:bottom w:val="single" w:color="auto" w:sz="4" w:space="0"/>
               <w:right w:val="nil"/>
             </w:tcBorders>
             <w:vAlign w:val="top"/>
@@ -488,17 +557,9 @@
               <w:keepLines w:val="0"/>
               <w:widowControl/>
               <w:suppressLineNumbers w:val="0"/>
+              <w:spacing w:after="0" w:afterLines="751" w:afterAutospacing="0"/>
               <w:ind w:firstLine="95" w:firstLineChars="50"/>
               <w:jc w:val="left"/>
-              <w:rPr>
-                <w:rFonts w:hint="default" w:ascii="Arial Regular" w:hAnsi="Arial Regular" w:cs="Arial Regular"/>
-                <w:b w:val="0"/>
-                <w:sz w:val="19"/>
-                <w:szCs w:val="19"/>
-                <w:lang w:val="en-US"/>
-              </w:rPr>
-            </w:pPr>
-            <w:r>
               <w:rPr>
                 <w:rFonts w:hint="default" w:ascii="Arial Regular" w:hAnsi="Arial Regular" w:eastAsia="宋体" w:cs="Arial Regular"/>
                 <w:b w:val="0"/>
@@ -507,52 +568,70 @@
                 <w:szCs w:val="19"/>
                 <w:lang w:val="en-US" w:eastAsia="zh-CN" w:bidi="ar"/>
               </w:rPr>
+            </w:pPr>
+            <w:r>
+              <w:rPr>
+                <w:rFonts w:hint="default" w:ascii="Arial Regular" w:hAnsi="Arial Regular" w:eastAsia="宋体" w:cs="Arial Regular"/>
+                <w:b w:val="0"/>
+                <w:kern w:val="0"/>
+                <w:sz w:val="19"/>
+                <w:szCs w:val="19"/>
+                <w:lang w:val="en-US" w:eastAsia="zh-CN" w:bidi="ar"/>
+              </w:rPr>
               <w:t>{{delivery_agent1}}</w:t>
             </w:r>
           </w:p>
           <w:p>
             <w:pPr>
-              <w:spacing w:line="246" w:lineRule="exact"/>
-              <w:rPr>
-                <w:rFonts w:hint="default" w:ascii="Arial Regular" w:hAnsi="Arial Regular" w:cs="Arial Regular"/>
-                <w:b w:val="0"/>
-                <w:bCs/>
-                <w:spacing w:val="14"/>
-              </w:rPr>
-            </w:pPr>
-          </w:p>
-          <w:p>
-            <w:pPr>
-              <w:spacing w:line="324" w:lineRule="auto"/>
-              <w:rPr>
-                <w:rFonts w:ascii="Arial"/>
+              <w:pBdr>
+                <w:bottom w:val="single" w:color="auto" w:sz="4" w:space="0"/>
+              </w:pBdr>
+              <w:spacing w:beforeAutospacing="0" w:line="324" w:lineRule="auto"/>
+              <w:jc w:val="both"/>
+              <w:rPr>
+                <w:rFonts w:hint="default" w:eastAsia="宋体"/>
                 <w:sz w:val="21"/>
-              </w:rPr>
-            </w:pPr>
-          </w:p>
-          <w:p>
-            <w:pPr>
-              <w:spacing w:line="324" w:lineRule="auto"/>
-              <w:rPr>
-                <w:rFonts w:ascii="Arial"/>
+                <w:lang w:val="en-US" w:eastAsia="zh-CN"/>
+              </w:rPr>
+            </w:pPr>
+          </w:p>
+          <w:p>
+            <w:pPr>
+              <w:pBdr>
+                <w:bottom w:val="single" w:color="auto" w:sz="4" w:space="0"/>
+              </w:pBdr>
+              <w:spacing w:beforeAutospacing="0" w:line="324" w:lineRule="auto"/>
+              <w:jc w:val="both"/>
+              <w:rPr>
+                <w:rFonts w:hint="default" w:eastAsia="宋体"/>
                 <w:sz w:val="21"/>
-              </w:rPr>
-            </w:pPr>
-          </w:p>
-          <w:p>
-            <w:pPr>
-              <w:spacing w:line="324" w:lineRule="auto"/>
-              <w:rPr>
-                <w:rFonts w:ascii="Arial"/>
+                <w:lang w:val="en-US" w:eastAsia="zh-CN"/>
+              </w:rPr>
+            </w:pPr>
+          </w:p>
+          <w:p>
+            <w:pPr>
+              <w:pBdr>
+                <w:bottom w:val="single" w:color="auto" w:sz="4" w:space="0"/>
+              </w:pBdr>
+              <w:spacing w:beforeAutospacing="0" w:line="324" w:lineRule="auto"/>
+              <w:jc w:val="both"/>
+              <w:rPr>
+                <w:rFonts w:hint="default" w:eastAsia="宋体"/>
                 <w:sz w:val="21"/>
+                <w:lang w:val="en-US" w:eastAsia="zh-CN"/>
               </w:rPr>
             </w:pPr>
           </w:p>
           <w:p>
             <w:pPr>
               <w:pStyle w:val="5"/>
-              <w:spacing w:before="50" w:line="199" w:lineRule="auto"/>
-              <w:ind w:left="26"/>
+              <w:spacing w:before="50" w:after="0" w:afterLines="21" w:afterAutospacing="0" w:line="199" w:lineRule="auto"/>
+              <w:rPr>
+                <w:b/>
+                <w:bCs/>
+                <w:spacing w:val="15"/>
+              </w:rPr>
             </w:pPr>
             <w:r>
               <w:rPr>
@@ -649,66 +728,96 @@
           </w:p>
           <w:p>
             <w:pPr>
-              <w:spacing w:line="256" w:lineRule="auto"/>
-              <w:rPr>
-                <w:rFonts w:ascii="Arial"/>
+              <w:pStyle w:val="5"/>
+              <w:spacing w:before="50" w:after="0" w:afterLines="21" w:afterAutospacing="0" w:line="199" w:lineRule="auto"/>
+              <w:rPr>
+                <w:b/>
+                <w:bCs/>
+                <w:spacing w:val="15"/>
+              </w:rPr>
+            </w:pPr>
+          </w:p>
+          <w:p>
+            <w:pPr>
+              <w:pStyle w:val="5"/>
+              <w:spacing w:before="50" w:after="0" w:afterLines="21" w:afterAutospacing="0" w:line="199" w:lineRule="auto"/>
+              <w:rPr>
+                <w:b/>
+                <w:bCs/>
+                <w:spacing w:val="15"/>
+              </w:rPr>
+            </w:pPr>
+          </w:p>
+          <w:p>
+            <w:pPr>
+              <w:pStyle w:val="5"/>
+              <w:spacing w:before="50" w:after="0" w:afterLines="21" w:afterAutospacing="0" w:line="199" w:lineRule="auto"/>
+              <w:rPr>
+                <w:b/>
+                <w:bCs/>
+                <w:spacing w:val="15"/>
+              </w:rPr>
+            </w:pPr>
+          </w:p>
+          <w:p>
+            <w:pPr>
+              <w:pStyle w:val="5"/>
+              <w:spacing w:before="50" w:after="0" w:afterLines="21" w:afterAutospacing="0" w:line="199" w:lineRule="auto"/>
+              <w:rPr>
+                <w:b/>
+                <w:bCs/>
+                <w:spacing w:val="15"/>
+              </w:rPr>
+            </w:pPr>
+            <w:bookmarkStart w:id="0" w:name="_GoBack"/>
+            <w:bookmarkEnd w:id="0"/>
+          </w:p>
+          <w:p>
+            <w:pPr>
+              <w:pStyle w:val="5"/>
+              <w:spacing w:before="50" w:after="0" w:afterLines="21" w:afterAutospacing="0" w:line="199" w:lineRule="auto"/>
+              <w:rPr>
+                <w:b/>
+                <w:bCs/>
+                <w:spacing w:val="15"/>
+              </w:rPr>
+            </w:pPr>
+          </w:p>
+          <w:p>
+            <w:pPr>
+              <w:pStyle w:val="5"/>
+              <w:spacing w:before="50" w:after="0" w:afterLines="21" w:afterAutospacing="0" w:line="199" w:lineRule="auto"/>
+              <w:rPr>
+                <w:b/>
+                <w:bCs/>
+                <w:spacing w:val="15"/>
+              </w:rPr>
+            </w:pPr>
+          </w:p>
+          <w:p>
+            <w:pPr>
+              <w:pStyle w:val="5"/>
+              <w:spacing w:before="50" w:after="0" w:afterLines="21" w:afterAutospacing="0" w:line="199" w:lineRule="auto"/>
+              <w:rPr>
+                <w:rFonts w:hint="default"/>
+                <w:b/>
+                <w:bCs/>
+                <w:spacing w:val="15"/>
+                <w:lang w:val="en-US" w:eastAsia="zh-CN"/>
+              </w:rPr>
+            </w:pPr>
+          </w:p>
+          <w:p>
+            <w:pPr>
+              <w:pBdr>
+                <w:bottom w:val="single" w:color="auto" w:sz="4" w:space="0"/>
+              </w:pBdr>
+              <w:spacing w:beforeAutospacing="0" w:line="268" w:lineRule="auto"/>
+              <w:jc w:val="right"/>
+              <w:rPr>
+                <w:rFonts w:hint="default" w:eastAsia="宋体"/>
                 <w:sz w:val="21"/>
-              </w:rPr>
-            </w:pPr>
-          </w:p>
-          <w:p>
-            <w:pPr>
-              <w:spacing w:line="257" w:lineRule="auto"/>
-              <w:rPr>
-                <w:rFonts w:ascii="Arial"/>
-                <w:sz w:val="21"/>
-              </w:rPr>
-            </w:pPr>
-          </w:p>
-          <w:p>
-            <w:pPr>
-              <w:spacing w:line="257" w:lineRule="auto"/>
-              <w:rPr>
-                <w:rFonts w:ascii="Arial"/>
-                <w:sz w:val="21"/>
-              </w:rPr>
-            </w:pPr>
-          </w:p>
-          <w:p>
-            <w:pPr>
-              <w:pStyle w:val="5"/>
-              <w:spacing w:before="87" w:line="199" w:lineRule="auto"/>
-              <w:ind w:left="1738"/>
-              <w:rPr>
-                <w:sz w:val="30"/>
-                <w:szCs w:val="30"/>
-              </w:rPr>
-            </w:pPr>
-          </w:p>
-          <w:p>
-            <w:pPr>
-              <w:spacing w:line="267" w:lineRule="auto"/>
-              <w:rPr>
-                <w:rFonts w:ascii="Arial"/>
-                <w:sz w:val="21"/>
-              </w:rPr>
-            </w:pPr>
-          </w:p>
-          <w:p>
-            <w:pPr>
-              <w:spacing w:line="267" w:lineRule="auto"/>
-              <w:rPr>
-                <w:rFonts w:ascii="Arial"/>
-                <w:sz w:val="21"/>
-              </w:rPr>
-            </w:pPr>
-          </w:p>
-          <w:p>
-            <w:pPr>
-              <w:spacing w:line="268" w:lineRule="auto"/>
-              <w:rPr>
-                <w:rFonts w:ascii="Arial"/>
-                <w:sz w:val="21"/>
+                <w:lang w:val="en-US" w:eastAsia="zh-CN"/>
               </w:rPr>
             </w:pPr>
           </w:p>
@@ -723,84 +832,6 @@
               </w:rPr>
             </w:pPr>
             <w:r>
-              <mc:AlternateContent>
-                <mc:Choice Requires="wps">
-                  <w:drawing>
-                    <wp:anchor distT="0" distB="0" distL="114300" distR="114300" simplePos="0" relativeHeight="251660288" behindDoc="1" locked="0" layoutInCell="1" allowOverlap="1">
-                      <wp:simplePos x="0" y="0"/>
-                      <wp:positionH relativeFrom="column">
-                        <wp:posOffset>-6350</wp:posOffset>
-                      </wp:positionH>
-                      <wp:positionV relativeFrom="paragraph">
-                        <wp:posOffset>32385</wp:posOffset>
-                      </wp:positionV>
-                      <wp:extent cx="3824605" cy="8255"/>
-                      <wp:effectExtent l="0" t="0" r="0" b="0"/>
-                      <wp:wrapNone/>
-                      <wp:docPr id="1" name="任意多边形 4"/>
-                      <wp:cNvGraphicFramePr/>
-                      <a:graphic xmlns:a="http://schemas.openxmlformats.org/drawingml/2006/main">
-                        <a:graphicData uri="http://schemas.microsoft.com/office/word/2010/wordprocessingShape">
-                          <wps:wsp>
-                            <wps:cNvSpPr/>
-                            <wps:spPr>
-                              <a:xfrm>
-                                <a:off x="0" y="0"/>
-                                <a:ext cx="3824605" cy="8255"/>
-                              </a:xfrm>
-                              <a:custGeom>
-                                <a:avLst/>
-                                <a:gdLst/>
-                                <a:ahLst/>
-                                <a:cxnLst/>
-                                <a:pathLst>
-                                  <a:path w="6023" h="13">
-                                    <a:moveTo>
-                                      <a:pt x="6" y="6"/>
-                                    </a:moveTo>
-                                    <a:lnTo>
-                                      <a:pt x="6015" y="6"/>
-                                    </a:lnTo>
-                                    <a:moveTo>
-                                      <a:pt x="6" y="6"/>
-                                    </a:moveTo>
-                                    <a:lnTo>
-                                      <a:pt x="6015" y="6"/>
-                                    </a:lnTo>
-                                  </a:path>
-                                </a:pathLst>
-                              </a:custGeom>
-                              <a:noFill/>
-                              <a:ln w="8255" cap="sq" cmpd="sng">
-                                <a:solidFill>
-                                  <a:srgbClr val="000000"/>
-                                </a:solidFill>
-                                <a:prstDash val="solid"/>
-                                <a:miter lim="1000000"/>
-                                <a:headEnd type="none" w="med" len="med"/>
-                                <a:tailEnd type="none" w="med" len="med"/>
-                              </a:ln>
-                            </wps:spPr>
-                            <wps:bodyPr upright="1"/>
-                          </wps:wsp>
-                        </a:graphicData>
-                      </a:graphic>
-                    </wp:anchor>
-                  </w:drawing>
-                </mc:Choice>
-                <mc:Fallback>
-                  <w:pict>
-                    <v:shape id="任意多边形 4" o:spid="_x0000_s1026" o:spt="100" style="position:absolute;left:0pt;margin-left:-0.5pt;margin-top:2.55pt;height:0.65pt;width:301.15pt;z-index:-251656192;mso-width-relative:page;mso-height-relative:page;" filled="f" stroked="t" coordsize="6023,13" o:gfxdata="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" path="m6,6l6015,6m6,6l6015,6e">
-                      <v:fill on="f" focussize="0,0"/>
-                      <v:stroke weight="0.65pt" color="#000000" miterlimit="10" joinstyle="miter" endcap="square"/>
-                      <v:imagedata o:title=""/>
-                      <o:lock v:ext="edit" aspectratio="f"/>
-                    </v:shape>
-                  </w:pict>
-                </mc:Fallback>
-              </mc:AlternateContent>
-            </w:r>
-            <w:r>
               <w:rPr>
                 <w:b/>
                 <w:bCs/>
@@ -1393,7 +1424,29 @@
                 <w:sz w:val="15"/>
                 <w:szCs w:val="15"/>
               </w:rPr>
-              <w:t>theothers</w:t>
+              <w:t>the</w:t>
+            </w:r>
+            <w:r>
+              <w:rPr>
+                <w:rFonts w:hint="eastAsia" w:eastAsia="宋体"/>
+                <w:b/>
+                <w:bCs/>
+                <w:spacing w:val="4"/>
+                <w:sz w:val="15"/>
+                <w:szCs w:val="15"/>
+                <w:lang w:val="en-US" w:eastAsia="zh-CN"/>
+              </w:rPr>
+              <w:t xml:space="preserve"> </w:t>
+            </w:r>
+            <w:r>
+              <w:rPr>
+                <w:b/>
+                <w:bCs/>
+                <w:spacing w:val="4"/>
+                <w:sz w:val="15"/>
+                <w:szCs w:val="15"/>
+              </w:rPr>
+              <w:t>others</w:t>
             </w:r>
             <w:r>
               <w:rPr>
@@ -1462,6 +1515,7 @@
             <w:gridSpan w:val="2"/>
             <w:tcBorders>
               <w:left w:val="nil"/>
+              <w:right w:val="single" w:color="auto" w:sz="4" w:space="0"/>
             </w:tcBorders>
             <w:vAlign w:val="top"/>
           </w:tcPr>
@@ -1490,84 +1544,6 @@
                 <w:szCs w:val="19"/>
               </w:rPr>
             </w:pPr>
-            <w:r>
-              <mc:AlternateContent>
-                <mc:Choice Requires="wps">
-                  <w:drawing>
-                    <wp:anchor distT="0" distB="0" distL="114300" distR="114300" simplePos="0" relativeHeight="251659264" behindDoc="1" locked="0" layoutInCell="1" allowOverlap="1">
-                      <wp:simplePos x="0" y="0"/>
-                      <wp:positionH relativeFrom="page">
-                        <wp:posOffset>3024505</wp:posOffset>
-                      </wp:positionH>
-                      <wp:positionV relativeFrom="page">
-                        <wp:posOffset>391160</wp:posOffset>
-                      </wp:positionV>
-                      <wp:extent cx="3824605" cy="8255"/>
-                      <wp:effectExtent l="0" t="0" r="0" b="0"/>
-                      <wp:wrapNone/>
-                      <wp:docPr id="3" name="任意多边形 5"/>
-                      <wp:cNvGraphicFramePr/>
-                      <a:graphic xmlns:a="http://schemas.openxmlformats.org/drawingml/2006/main">
-                        <a:graphicData uri="http://schemas.microsoft.com/office/word/2010/wordprocessingShape">
-                          <wps:wsp>
-                            <wps:cNvSpPr/>
-                            <wps:spPr>
-                              <a:xfrm>
-                                <a:off x="0" y="0"/>
-                                <a:ext cx="3824605" cy="8255"/>
-                              </a:xfrm>
-                              <a:custGeom>
-                                <a:avLst/>
-                                <a:gdLst/>
-                                <a:ahLst/>
-                                <a:cxnLst/>
-                                <a:pathLst>
-                                  <a:path w="6023" h="13">
-                                    <a:moveTo>
-                                      <a:pt x="6" y="6"/>
-                                    </a:moveTo>
-                                    <a:lnTo>
-                                      <a:pt x="6015" y="6"/>
-                                    </a:lnTo>
-                                    <a:moveTo>
-                                      <a:pt x="6" y="6"/>
-                                    </a:moveTo>
-                                    <a:lnTo>
-                                      <a:pt x="6015" y="6"/>
-                                    </a:lnTo>
-                                  </a:path>
-                                </a:pathLst>
-                              </a:custGeom>
-                              <a:noFill/>
-                              <a:ln w="8255" cap="sq" cmpd="sng">
-                                <a:solidFill>
-                                  <a:srgbClr val="000000"/>
-                                </a:solidFill>
-                                <a:prstDash val="solid"/>
-                                <a:miter lim="1000000"/>
-                                <a:headEnd type="none" w="med" len="med"/>
-                                <a:tailEnd type="none" w="med" len="med"/>
-                              </a:ln>
-                            </wps:spPr>
-                            <wps:bodyPr upright="0"/>
-                          </wps:wsp>
-                        </a:graphicData>
-                      </a:graphic>
-                    </wp:anchor>
-                  </w:drawing>
-                </mc:Choice>
-                <mc:Fallback>
-                  <w:pict>
-                    <v:shape id="任意多边形 5" o:spid="_x0000_s1026" o:spt="100" style="position:absolute;left:0pt;margin-left:238.15pt;margin-top:30.8pt;height:0.65pt;width:301.15pt;mso-position-horizontal-relative:page;mso-position-vertical-relative:page;z-index:-251657216;mso-width-relative:page;mso-height-relative:page;" filled="f" stroked="t" coordsize="6023,13" o:gfxdata="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" path="m6,6l6015,6m6,6l6015,6e">
-                      <v:fill on="f" focussize="0,0"/>
-                      <v:stroke weight="0.65pt" color="#000000" miterlimit="10" joinstyle="miter" endcap="square"/>
-                      <v:imagedata o:title=""/>
-                      <o:lock v:ext="edit" aspectratio="f"/>
-                    </v:shape>
-                  </w:pict>
-                </mc:Fallback>
-              </mc:AlternateContent>
-            </w:r>
             <w:r>
               <w:rPr>
                 <w:rFonts w:hint="eastAsia" w:ascii="Arial" w:hAnsi="Arial" w:eastAsia="Arial" w:cs="Arial"/>
@@ -1583,8 +1559,9 @@
             <w:tcW w:w="6129" w:type="dxa"/>
             <w:vMerge w:val="continue"/>
             <w:tcBorders>
-              <w:top w:val="nil"/>
-              <w:bottom w:val="nil"/>
+              <w:top w:val="single" w:color="auto" w:sz="4" w:space="0"/>
+              <w:left w:val="single" w:color="auto" w:sz="4" w:space="0"/>
+              <w:bottom w:val="single" w:color="auto" w:sz="4" w:space="0"/>
               <w:right w:val="nil"/>
             </w:tcBorders>
             <w:vAlign w:val="top"/>
@@ -1609,6 +1586,7 @@
             <w:gridSpan w:val="2"/>
             <w:tcBorders>
               <w:left w:val="nil"/>
+              <w:right w:val="single" w:color="auto" w:sz="4" w:space="0"/>
             </w:tcBorders>
             <w:vAlign w:val="top"/>
           </w:tcPr>
@@ -1668,7 +1646,9 @@
             <w:tcW w:w="6129" w:type="dxa"/>
             <w:vMerge w:val="continue"/>
             <w:tcBorders>
-              <w:top w:val="nil"/>
+              <w:top w:val="single" w:color="auto" w:sz="4" w:space="0"/>
+              <w:left w:val="single" w:color="auto" w:sz="4" w:space="0"/>
+              <w:bottom w:val="single" w:color="auto" w:sz="4" w:space="0"/>
               <w:right w:val="nil"/>
             </w:tcBorders>
             <w:vAlign w:val="top"/>
@@ -1827,6 +1807,7 @@
             <w:tcW w:w="6129" w:type="dxa"/>
             <w:vMerge w:val="restart"/>
             <w:tcBorders>
+              <w:top w:val="single" w:color="auto" w:sz="4" w:space="0"/>
               <w:bottom w:val="nil"/>
               <w:right w:val="nil"/>
             </w:tcBorders>
@@ -3022,32 +3003,6 @@
               <w:spacing w:before="139" w:line="245" w:lineRule="auto"/>
               <w:ind w:left="36" w:right="1410"/>
               <w:rPr>
-                <w:rFonts w:hint="default" w:cs="Arial"/>
-                <w:spacing w:val="-1"/>
-                <w:sz w:val="19"/>
-                <w:szCs w:val="19"/>
-                <w:lang w:val="en-US"/>
-              </w:rPr>
-            </w:pPr>
-          </w:p>
-          <w:p>
-            <w:pPr>
-              <w:spacing w:before="139" w:line="245" w:lineRule="auto"/>
-              <w:ind w:left="36" w:right="1410"/>
-              <w:rPr>
-                <w:rFonts w:hint="default" w:cs="Arial"/>
-                <w:spacing w:val="-1"/>
-                <w:sz w:val="19"/>
-                <w:szCs w:val="19"/>
-                <w:lang w:val="en-US"/>
-              </w:rPr>
-            </w:pPr>
-          </w:p>
-          <w:p>
-            <w:pPr>
-              <w:spacing w:before="139" w:line="245" w:lineRule="auto"/>
-              <w:ind w:left="36" w:right="1410"/>
-              <w:rPr>
                 <w:rFonts w:ascii="Arial" w:hAnsi="Arial" w:eastAsia="Arial" w:cs="Arial"/>
                 <w:sz w:val="19"/>
                 <w:szCs w:val="19"/>
@@ -3474,7 +3429,6 @@
           <w:p>
             <w:pPr>
               <w:spacing w:before="111" w:line="197" w:lineRule="auto"/>
-              <w:ind w:left="38" w:firstLine="190" w:firstLineChars="100"/>
               <w:rPr>
                 <w:rFonts w:ascii="Arial" w:hAnsi="Arial" w:eastAsia="Arial" w:cs="Arial"/>
                 <w:sz w:val="19"/>
@@ -3563,7 +3517,7 @@
       </w:tr>
       <w:tr>
         <w:trPr>
-          <w:trHeight w:val="443" w:hRule="atLeast"/>
+          <w:trHeight w:val="542" w:hRule="atLeast"/>
         </w:trPr>
         <w:tc>
           <w:tcPr>
@@ -3672,7 +3626,6 @@
           <w:p>
             <w:pPr>
               <w:spacing w:before="58" w:line="194" w:lineRule="auto"/>
-              <w:ind w:left="29" w:firstLine="190" w:firstLineChars="100"/>
               <w:rPr>
                 <w:rFonts w:ascii="Arial" w:hAnsi="Arial" w:eastAsia="Arial" w:cs="Arial"/>
                 <w:sz w:val="19"/>
@@ -3685,7 +3638,24 @@
                 <w:sz w:val="19"/>
                 <w:szCs w:val="19"/>
               </w:rPr>
-              <w:t>{{issue_place1}}</w:t>
+              <w:t>{</w:t>
+            </w:r>
+            <w:r>
+              <w:rPr>
+                <w:rFonts w:hint="default" w:cs="Arial"/>
+                <w:sz w:val="19"/>
+                <w:szCs w:val="19"/>
+                <w:lang w:val="en-US"/>
+              </w:rPr>
+              <w:t>{</w:t>
+            </w:r>
+            <w:r>
+              <w:rPr>
+                <w:rFonts w:hint="eastAsia" w:ascii="Arial" w:hAnsi="Arial" w:eastAsia="Arial" w:cs="Arial"/>
+                <w:sz w:val="19"/>
+                <w:szCs w:val="19"/>
+              </w:rPr>
+              <w:t>issue_place1}}</w:t>
             </w:r>
           </w:p>
         </w:tc>
@@ -3712,7 +3682,7 @@
       </w:tr>
       <w:tr>
         <w:trPr>
-          <w:trHeight w:val="817" w:hRule="atLeast"/>
+          <w:trHeight w:val="759" w:hRule="atLeast"/>
         </w:trPr>
         <w:tc>
           <w:tcPr>
@@ -3884,7 +3854,7 @@
           <w:p>
             <w:pPr>
               <w:pStyle w:val="5"/>
-              <w:spacing w:before="33" w:line="198" w:lineRule="auto"/>
+              <w:spacing w:before="33" w:after="0" w:afterLines="182" w:afterAutospacing="0" w:line="198" w:lineRule="auto"/>
               <w:rPr>
                 <w:rFonts w:hint="default"/>
                 <w:b/>
@@ -3893,16 +3863,6 @@
                 <w:lang w:val="en-US"/>
               </w:rPr>
             </w:pPr>
-            <w:r>
-              <w:rPr>
-                <w:rFonts w:hint="default"/>
-                <w:b/>
-                <w:bCs/>
-                <w:spacing w:val="15"/>
-                <w:lang w:val="en-US"/>
-              </w:rPr>
-              <w:t xml:space="preserve">   </w:t>
-            </w:r>
             <w:r>
               <w:rPr>
                 <w:rFonts w:hint="default" w:ascii="Arial" w:hAnsi="Arial" w:cs="Arial"/>
@@ -3913,21 +3873,7 @@
                 <w:szCs w:val="19"/>
                 <w:lang w:val="en-US"/>
               </w:rPr>
-              <w:t xml:space="preserve"> </w:t>
-            </w:r>
-            <w:bookmarkStart w:id="0" w:name="_GoBack"/>
-            <w:bookmarkEnd w:id="0"/>
-            <w:r>
-              <w:rPr>
-                <w:rFonts w:hint="default" w:ascii="Arial" w:hAnsi="Arial" w:cs="Arial"/>
-                <w:b w:val="0"/>
-                <w:bCs w:val="0"/>
-                <w:spacing w:val="15"/>
-                <w:sz w:val="19"/>
-                <w:szCs w:val="19"/>
-                <w:lang w:val="en-US"/>
-              </w:rPr>
-              <w:t>{{laden_on_board1}}</w:t>
+              <w:t xml:space="preserve"> {{laden_on_board1}}</w:t>
             </w:r>
           </w:p>
         </w:tc>
@@ -4665,21 +4611,4 @@
   </a:themeElements>
   <a:objectDefaults/>
 </a:theme>
-</file>
-
-<file path=customXml/item1.xml><?xml version="1.0" encoding="utf-8"?>
-<s:customData xmlns="http://www.wps.cn/officeDocument/2013/wpsCustomData" xmlns:s="http://www.wps.cn/officeDocument/2013/wpsCustomData">
-  <customSectProps/>
-  <customShpExts>
-    <customShpInfo spid="_x0000_s1026" textRotate="1"/>
-  </customShpExts>
-</s:customData>
-</file>
-
-<file path=customXml/itemProps1.xml><?xml version="1.0" encoding="utf-8"?>
-<ds:datastoreItem xmlns:ds="http://schemas.openxmlformats.org/officeDocument/2006/customXml" ds:itemID="{B1977F7D-205B-4081-913C-38D41E755F92}">
-  <ds:schemaRefs>
-    <ds:schemaRef ds:uri="http://www.wps.cn/officeDocument/2013/wpsCustomData"/>
-  </ds:schemaRefs>
-</ds:datastoreItem>
 </file>